--- a/dist/exports/electrochemistry_revision_notes.docx
+++ b/dist/exports/electrochemistry_revision_notes.docx
@@ -209,7 +209,7 @@
               <w:rPr>
                 <w:sz w:val="19"/>
               </w:rPr>
-              <w:t>101 PYQs</w:t>
+              <w:t>84 PYQs</w:t>
             </w:r>
           </w:p>
         </w:tc>
@@ -296,7 +296,7 @@
               <w:rPr>
                 <w:sz w:val="19"/>
               </w:rPr>
-              <w:t>79 PYQs</w:t>
+              <w:t>75 PYQs</w:t>
             </w:r>
           </w:p>
         </w:tc>
@@ -363,6 +363,180 @@
                 <w:color w:val="2D3748"/>
                 <w:sz w:val="19"/>
               </w:rPr>
+              <w:t>Faraday's Laws of Electrolysis</w:t>
+            </w:r>
+          </w:p>
+        </w:tc>
+        <w:tc>
+          <w:tcPr>
+            <w:tcW w:type="dxa" w:w="1728"/>
+            <w:shd w:fill="F7FAFC"/>
+            <w:tcMar>
+              <w:top w:w="80" w:type="dxa"/>
+              <w:bottom w:w="80" w:type="dxa"/>
+              <w:left w:w="150" w:type="dxa"/>
+              <w:right w:w="150" w:type="dxa"/>
+            </w:tcMar>
+          </w:tcPr>
+          <w:p>
+            <w:r>
+              <w:rPr>
+                <w:sz w:val="19"/>
+              </w:rPr>
+              <w:t>53 PYQs</w:t>
+            </w:r>
+          </w:p>
+        </w:tc>
+        <w:tc>
+          <w:tcPr>
+            <w:tcW w:type="dxa" w:w="1872"/>
+            <w:shd w:fill="F7FAFC"/>
+            <w:tcMar>
+              <w:top w:w="80" w:type="dxa"/>
+              <w:bottom w:w="80" w:type="dxa"/>
+              <w:left w:w="150" w:type="dxa"/>
+              <w:right w:w="150" w:type="dxa"/>
+            </w:tcMar>
+          </w:tcPr>
+          <w:p>
+            <w:r>
+              <w:rPr>
+                <w:color w:val="718096"/>
+                <w:sz w:val="19"/>
+              </w:rPr>
+              <w:t>Quantitative Electrolysis</w:t>
+            </w:r>
+          </w:p>
+        </w:tc>
+      </w:tr>
+      <w:tr>
+        <w:tc>
+          <w:tcPr>
+            <w:tcW w:type="dxa" w:w="2160"/>
+            <w:shd w:fill="FFFFFF"/>
+            <w:tcMar>
+              <w:top w:w="80" w:type="dxa"/>
+              <w:bottom w:w="80" w:type="dxa"/>
+              <w:left w:w="150" w:type="dxa"/>
+              <w:right w:w="150" w:type="dxa"/>
+            </w:tcMar>
+          </w:tcPr>
+          <w:p>
+            <w:r>
+              <w:rPr>
+                <w:b/>
+                <w:color w:val="C53030"/>
+                <w:sz w:val="19"/>
+              </w:rPr>
+              <w:t>Very High</w:t>
+            </w:r>
+          </w:p>
+        </w:tc>
+        <w:tc>
+          <w:tcPr>
+            <w:tcW w:type="dxa" w:w="4320"/>
+            <w:shd w:fill="FFFFFF"/>
+            <w:tcMar>
+              <w:top w:w="80" w:type="dxa"/>
+              <w:bottom w:w="80" w:type="dxa"/>
+              <w:left w:w="150" w:type="dxa"/>
+              <w:right w:w="150" w:type="dxa"/>
+            </w:tcMar>
+          </w:tcPr>
+          <w:p>
+            <w:r>
+              <w:rPr>
+                <w:b/>
+                <w:color w:val="2D3748"/>
+                <w:sz w:val="19"/>
+              </w:rPr>
+              <w:t>Electrolytic Conductance &amp; Cell Constant</w:t>
+            </w:r>
+          </w:p>
+        </w:tc>
+        <w:tc>
+          <w:tcPr>
+            <w:tcW w:type="dxa" w:w="1728"/>
+            <w:shd w:fill="FFFFFF"/>
+            <w:tcMar>
+              <w:top w:w="80" w:type="dxa"/>
+              <w:bottom w:w="80" w:type="dxa"/>
+              <w:left w:w="150" w:type="dxa"/>
+              <w:right w:w="150" w:type="dxa"/>
+            </w:tcMar>
+          </w:tcPr>
+          <w:p>
+            <w:r>
+              <w:rPr>
+                <w:sz w:val="19"/>
+              </w:rPr>
+              <w:t>49 PYQs</w:t>
+            </w:r>
+          </w:p>
+        </w:tc>
+        <w:tc>
+          <w:tcPr>
+            <w:tcW w:type="dxa" w:w="1872"/>
+            <w:shd w:fill="FFFFFF"/>
+            <w:tcMar>
+              <w:top w:w="80" w:type="dxa"/>
+              <w:bottom w:w="80" w:type="dxa"/>
+              <w:left w:w="150" w:type="dxa"/>
+              <w:right w:w="150" w:type="dxa"/>
+            </w:tcMar>
+          </w:tcPr>
+          <w:p>
+            <w:r>
+              <w:rPr>
+                <w:color w:val="718096"/>
+                <w:sz w:val="19"/>
+              </w:rPr>
+              <w:t>Conductance</w:t>
+            </w:r>
+          </w:p>
+        </w:tc>
+      </w:tr>
+      <w:tr>
+        <w:tc>
+          <w:tcPr>
+            <w:tcW w:type="dxa" w:w="2160"/>
+            <w:shd w:fill="F7FAFC"/>
+            <w:tcMar>
+              <w:top w:w="80" w:type="dxa"/>
+              <w:bottom w:w="80" w:type="dxa"/>
+              <w:left w:w="150" w:type="dxa"/>
+              <w:right w:w="150" w:type="dxa"/>
+            </w:tcMar>
+          </w:tcPr>
+          <w:p>
+            <w:r>
+              <w:rPr>
+                <w:b/>
+                <w:color w:val="C53030"/>
+                <w:sz w:val="19"/>
+              </w:rPr>
+              <w:t>Very High</w:t>
+            </w:r>
+          </w:p>
+        </w:tc>
+        <w:tc>
+          <w:tcPr>
+            <w:tcW w:type="dxa" w:w="4320"/>
+            <w:shd w:fill="F7FAFC"/>
+            <w:tcMar>
+              <w:top w:w="80" w:type="dxa"/>
+              <w:bottom w:w="80" w:type="dxa"/>
+              <w:left w:w="150" w:type="dxa"/>
+              <w:right w:w="150" w:type="dxa"/>
+            </w:tcMar>
+          </w:tcPr>
+          <w:p>
+            <w:r>
+              <w:rPr>
+                <w:b/>
+                <w:color w:val="2D3748"/>
+                <w:sz w:val="19"/>
+              </w:rPr>
               <w:t>Commercial Batteries, Fuel Cells &amp; Corrosion</w:t>
             </w:r>
           </w:p>
@@ -383,7 +557,7 @@
               <w:rPr>
                 <w:sz w:val="19"/>
               </w:rPr>
-              <w:t>60 PYQs</w:t>
+              <w:t>48 PYQs</w:t>
             </w:r>
           </w:p>
         </w:tc>
@@ -450,7 +624,7 @@
                 <w:color w:val="2D3748"/>
                 <w:sz w:val="19"/>
               </w:rPr>
-              <w:t>Faraday's Laws of Electrolysis</w:t>
+              <w:t>Kohlrausch's Law &amp; Weak Electrolyte Dissociation</w:t>
             </w:r>
           </w:p>
         </w:tc>
@@ -470,7 +644,7 @@
               <w:rPr>
                 <w:sz w:val="19"/>
               </w:rPr>
-              <w:t>58 PYQs</w:t>
+              <w:t>41 PYQs</w:t>
             </w:r>
           </w:p>
         </w:tc>
@@ -491,268 +665,7 @@
                 <w:color w:val="718096"/>
                 <w:sz w:val="19"/>
               </w:rPr>
-              <w:t>Quantitative Electrolysis</w:t>
-            </w:r>
-          </w:p>
-        </w:tc>
-      </w:tr>
-      <w:tr>
-        <w:tc>
-          <w:tcPr>
-            <w:tcW w:type="dxa" w:w="2160"/>
-            <w:shd w:fill="F7FAFC"/>
-            <w:tcMar>
-              <w:top w:w="80" w:type="dxa"/>
-              <w:bottom w:w="80" w:type="dxa"/>
-              <w:left w:w="150" w:type="dxa"/>
-              <w:right w:w="150" w:type="dxa"/>
-            </w:tcMar>
-          </w:tcPr>
-          <w:p>
-            <w:r>
-              <w:rPr>
-                <w:b/>
-                <w:color w:val="C53030"/>
-                <w:sz w:val="19"/>
-              </w:rPr>
-              <w:t>Very High</w:t>
-            </w:r>
-          </w:p>
-        </w:tc>
-        <w:tc>
-          <w:tcPr>
-            <w:tcW w:type="dxa" w:w="4320"/>
-            <w:shd w:fill="F7FAFC"/>
-            <w:tcMar>
-              <w:top w:w="80" w:type="dxa"/>
-              <w:bottom w:w="80" w:type="dxa"/>
-              <w:left w:w="150" w:type="dxa"/>
-              <w:right w:w="150" w:type="dxa"/>
-            </w:tcMar>
-          </w:tcPr>
-          <w:p>
-            <w:r>
-              <w:rPr>
-                <w:b/>
-                <w:color w:val="2D3748"/>
-                <w:sz w:val="19"/>
-              </w:rPr>
-              <w:t>Kohlrausch's Law &amp; Weak Electrolyte Dissociation</w:t>
-            </w:r>
-          </w:p>
-        </w:tc>
-        <w:tc>
-          <w:tcPr>
-            <w:tcW w:type="dxa" w:w="1728"/>
-            <w:shd w:fill="F7FAFC"/>
-            <w:tcMar>
-              <w:top w:w="80" w:type="dxa"/>
-              <w:bottom w:w="80" w:type="dxa"/>
-              <w:left w:w="150" w:type="dxa"/>
-              <w:right w:w="150" w:type="dxa"/>
-            </w:tcMar>
-          </w:tcPr>
-          <w:p>
-            <w:r>
-              <w:rPr>
-                <w:sz w:val="19"/>
-              </w:rPr>
-              <w:t>50 PYQs</w:t>
-            </w:r>
-          </w:p>
-        </w:tc>
-        <w:tc>
-          <w:tcPr>
-            <w:tcW w:type="dxa" w:w="1872"/>
-            <w:shd w:fill="F7FAFC"/>
-            <w:tcMar>
-              <w:top w:w="80" w:type="dxa"/>
-              <w:bottom w:w="80" w:type="dxa"/>
-              <w:left w:w="150" w:type="dxa"/>
-              <w:right w:w="150" w:type="dxa"/>
-            </w:tcMar>
-          </w:tcPr>
-          <w:p>
-            <w:r>
-              <w:rPr>
-                <w:color w:val="718096"/>
-                <w:sz w:val="19"/>
-              </w:rPr>
               <w:t>Electrolyte Behavior</w:t>
-            </w:r>
-          </w:p>
-        </w:tc>
-      </w:tr>
-      <w:tr>
-        <w:tc>
-          <w:tcPr>
-            <w:tcW w:type="dxa" w:w="2160"/>
-            <w:shd w:fill="FFFFFF"/>
-            <w:tcMar>
-              <w:top w:w="80" w:type="dxa"/>
-              <w:bottom w:w="80" w:type="dxa"/>
-              <w:left w:w="150" w:type="dxa"/>
-              <w:right w:w="150" w:type="dxa"/>
-            </w:tcMar>
-          </w:tcPr>
-          <w:p>
-            <w:r>
-              <w:rPr>
-                <w:b/>
-                <w:color w:val="C53030"/>
-                <w:sz w:val="19"/>
-              </w:rPr>
-              <w:t>Very High</w:t>
-            </w:r>
-          </w:p>
-        </w:tc>
-        <w:tc>
-          <w:tcPr>
-            <w:tcW w:type="dxa" w:w="4320"/>
-            <w:shd w:fill="FFFFFF"/>
-            <w:tcMar>
-              <w:top w:w="80" w:type="dxa"/>
-              <w:bottom w:w="80" w:type="dxa"/>
-              <w:left w:w="150" w:type="dxa"/>
-              <w:right w:w="150" w:type="dxa"/>
-            </w:tcMar>
-          </w:tcPr>
-          <w:p>
-            <w:r>
-              <w:rPr>
-                <w:b/>
-                <w:color w:val="2D3748"/>
-                <w:sz w:val="19"/>
-              </w:rPr>
-              <w:t>Electrolytic Conductance &amp; Cell Constant</w:t>
-            </w:r>
-          </w:p>
-        </w:tc>
-        <w:tc>
-          <w:tcPr>
-            <w:tcW w:type="dxa" w:w="1728"/>
-            <w:shd w:fill="FFFFFF"/>
-            <w:tcMar>
-              <w:top w:w="80" w:type="dxa"/>
-              <w:bottom w:w="80" w:type="dxa"/>
-              <w:left w:w="150" w:type="dxa"/>
-              <w:right w:w="150" w:type="dxa"/>
-            </w:tcMar>
-          </w:tcPr>
-          <w:p>
-            <w:r>
-              <w:rPr>
-                <w:sz w:val="19"/>
-              </w:rPr>
-              <w:t>47 PYQs</w:t>
-            </w:r>
-          </w:p>
-        </w:tc>
-        <w:tc>
-          <w:tcPr>
-            <w:tcW w:type="dxa" w:w="1872"/>
-            <w:shd w:fill="FFFFFF"/>
-            <w:tcMar>
-              <w:top w:w="80" w:type="dxa"/>
-              <w:bottom w:w="80" w:type="dxa"/>
-              <w:left w:w="150" w:type="dxa"/>
-              <w:right w:w="150" w:type="dxa"/>
-            </w:tcMar>
-          </w:tcPr>
-          <w:p>
-            <w:r>
-              <w:rPr>
-                <w:color w:val="718096"/>
-                <w:sz w:val="19"/>
-              </w:rPr>
-              <w:t>Conductance</w:t>
-            </w:r>
-          </w:p>
-        </w:tc>
-      </w:tr>
-      <w:tr>
-        <w:tc>
-          <w:tcPr>
-            <w:tcW w:type="dxa" w:w="2160"/>
-            <w:shd w:fill="F7FAFC"/>
-            <w:tcMar>
-              <w:top w:w="80" w:type="dxa"/>
-              <w:bottom w:w="80" w:type="dxa"/>
-              <w:left w:w="150" w:type="dxa"/>
-              <w:right w:w="150" w:type="dxa"/>
-            </w:tcMar>
-          </w:tcPr>
-          <w:p>
-            <w:r>
-              <w:rPr>
-                <w:b/>
-                <w:color w:val="718096"/>
-                <w:sz w:val="19"/>
-              </w:rPr>
-              <w:t>Moderate</w:t>
-            </w:r>
-          </w:p>
-        </w:tc>
-        <w:tc>
-          <w:tcPr>
-            <w:tcW w:type="dxa" w:w="4320"/>
-            <w:shd w:fill="F7FAFC"/>
-            <w:tcMar>
-              <w:top w:w="80" w:type="dxa"/>
-              <w:bottom w:w="80" w:type="dxa"/>
-              <w:left w:w="150" w:type="dxa"/>
-              <w:right w:w="150" w:type="dxa"/>
-            </w:tcMar>
-          </w:tcPr>
-          <w:p>
-            <w:r>
-              <w:rPr>
-                <w:b/>
-                <w:color w:val="2D3748"/>
-                <w:sz w:val="19"/>
-              </w:rPr>
-              <w:t>Electrochemistry - Core Application</w:t>
-            </w:r>
-          </w:p>
-        </w:tc>
-        <w:tc>
-          <w:tcPr>
-            <w:tcW w:type="dxa" w:w="1728"/>
-            <w:shd w:fill="F7FAFC"/>
-            <w:tcMar>
-              <w:top w:w="80" w:type="dxa"/>
-              <w:bottom w:w="80" w:type="dxa"/>
-              <w:left w:w="150" w:type="dxa"/>
-              <w:right w:w="150" w:type="dxa"/>
-            </w:tcMar>
-          </w:tcPr>
-          <w:p>
-            <w:r>
-              <w:rPr>
-                <w:sz w:val="19"/>
-              </w:rPr>
-              <w:t>7 PYQs</w:t>
-            </w:r>
-          </w:p>
-        </w:tc>
-        <w:tc>
-          <w:tcPr>
-            <w:tcW w:type="dxa" w:w="1872"/>
-            <w:shd w:fill="F7FAFC"/>
-            <w:tcMar>
-              <w:top w:w="80" w:type="dxa"/>
-              <w:bottom w:w="80" w:type="dxa"/>
-              <w:left w:w="150" w:type="dxa"/>
-              <w:right w:w="150" w:type="dxa"/>
-            </w:tcMar>
-          </w:tcPr>
-          <w:p>
-            <w:r>
-              <w:rPr>
-                <w:color w:val="718096"/>
-                <w:sz w:val="19"/>
-              </w:rPr>
-              <w:t>General Concept</w:t>
             </w:r>
           </w:p>
         </w:tc>
@@ -944,7 +857,7 @@
                 <w:color w:val="1A365D"/>
                 <w:sz w:val="19"/>
               </w:rPr>
-              <w:t>Commercial Batteries, Fuel Cells &amp; Corrosion</w:t>
+              <w:t>Faraday's Laws of Electrolysis</w:t>
             </w:r>
           </w:p>
         </w:tc>
@@ -966,99 +879,7 @@
                 <w:color w:val="2D3748"/>
                 <w:sz w:val="19"/>
               </w:rPr>
-              <w:t>\text{Lead Storage Discharge: } \text{Pb(s)} + \text{PbO}_2\text{(s)} + 2\text{H}_2\text{SO}_4 \rightarrow 2\text{PbSO}_4\text{(s)} + 2\text{H}_2\text{O}, \quad \eta = \frac{\Delta G}{\Delta H}</w:t>
-            </w:r>
-          </w:p>
-        </w:tc>
-      </w:tr>
-      <w:tr>
-        <w:tc>
-          <w:tcPr>
-            <w:tcW w:type="dxa" w:w="3600"/>
-            <w:shd w:fill="FFFFFF"/>
-            <w:tcMar>
-              <w:top w:w="100" w:type="dxa"/>
-              <w:bottom w:w="100" w:type="dxa"/>
-              <w:left w:w="150" w:type="dxa"/>
-              <w:right w:w="150" w:type="dxa"/>
-            </w:tcMar>
-          </w:tcPr>
-          <w:p>
-            <w:r>
-              <w:rPr>
-                <w:b/>
-                <w:color w:val="1A365D"/>
-                <w:sz w:val="19"/>
-              </w:rPr>
-              <w:t>Faraday's Laws of Electrolysis</w:t>
-            </w:r>
-          </w:p>
-        </w:tc>
-        <w:tc>
-          <w:tcPr>
-            <w:tcW w:type="dxa" w:w="6480"/>
-            <w:shd w:fill="FFFFFF"/>
-            <w:tcMar>
-              <w:top w:w="100" w:type="dxa"/>
-              <w:bottom w:w="100" w:type="dxa"/>
-              <w:left w:w="150" w:type="dxa"/>
-              <w:right w:w="150" w:type="dxa"/>
-            </w:tcMar>
-          </w:tcPr>
-          <w:p>
-            <w:r>
-              <w:rPr>
-                <w:rFonts w:ascii="Cambria Math" w:hAnsi="Cambria Math"/>
-                <w:color w:val="2D3748"/>
-                <w:sz w:val="19"/>
-              </w:rPr>
               <w:t>w = \frac{M \cdot I \cdot t}{n \cdot F}, \quad \text{Moles of metal} = \frac{I \cdot t}{n \cdot F}, \quad F \approx 96500\text{ C mol}^{-1}</w:t>
-            </w:r>
-          </w:p>
-        </w:tc>
-      </w:tr>
-      <w:tr>
-        <w:tc>
-          <w:tcPr>
-            <w:tcW w:type="dxa" w:w="3600"/>
-            <w:shd w:fill="F7FAFC"/>
-            <w:tcMar>
-              <w:top w:w="100" w:type="dxa"/>
-              <w:bottom w:w="100" w:type="dxa"/>
-              <w:left w:w="150" w:type="dxa"/>
-              <w:right w:w="150" w:type="dxa"/>
-            </w:tcMar>
-          </w:tcPr>
-          <w:p>
-            <w:r>
-              <w:rPr>
-                <w:b/>
-                <w:color w:val="1A365D"/>
-                <w:sz w:val="19"/>
-              </w:rPr>
-              <w:t>Kohlrausch's Law &amp; Weak Electrolyte Dissociation</w:t>
-            </w:r>
-          </w:p>
-        </w:tc>
-        <w:tc>
-          <w:tcPr>
-            <w:tcW w:type="dxa" w:w="6480"/>
-            <w:shd w:fill="F7FAFC"/>
-            <w:tcMar>
-              <w:top w:w="100" w:type="dxa"/>
-              <w:bottom w:w="100" w:type="dxa"/>
-              <w:left w:w="150" w:type="dxa"/>
-              <w:right w:w="150" w:type="dxa"/>
-            </w:tcMar>
-          </w:tcPr>
-          <w:p>
-            <w:r>
-              <w:rPr>
-                <w:rFonts w:ascii="Cambria Math" w:hAnsi="Cambria Math"/>
-                <w:color w:val="2D3748"/>
-                <w:sz w:val="19"/>
-              </w:rPr>
-              <w:t>\Lambda_m^{\circ} = \nu_+ \lambda_+^{\circ} + \nu_- \lambda_-^{\circ}, \quad \alpha = \frac{\Lambda_m}{\Lambda_m^{\circ}}, \quad K_a = \frac{c \alpha^2}{1 - \alpha}</w:t>
             </w:r>
           </w:p>
         </w:tc>
@@ -1109,6 +930,98 @@
           </w:p>
         </w:tc>
       </w:tr>
+      <w:tr>
+        <w:tc>
+          <w:tcPr>
+            <w:tcW w:type="dxa" w:w="3600"/>
+            <w:shd w:fill="F7FAFC"/>
+            <w:tcMar>
+              <w:top w:w="100" w:type="dxa"/>
+              <w:bottom w:w="100" w:type="dxa"/>
+              <w:left w:w="150" w:type="dxa"/>
+              <w:right w:w="150" w:type="dxa"/>
+            </w:tcMar>
+          </w:tcPr>
+          <w:p>
+            <w:r>
+              <w:rPr>
+                <w:b/>
+                <w:color w:val="1A365D"/>
+                <w:sz w:val="19"/>
+              </w:rPr>
+              <w:t>Commercial Batteries, Fuel Cells &amp; Corrosion</w:t>
+            </w:r>
+          </w:p>
+        </w:tc>
+        <w:tc>
+          <w:tcPr>
+            <w:tcW w:type="dxa" w:w="6480"/>
+            <w:shd w:fill="F7FAFC"/>
+            <w:tcMar>
+              <w:top w:w="100" w:type="dxa"/>
+              <w:bottom w:w="100" w:type="dxa"/>
+              <w:left w:w="150" w:type="dxa"/>
+              <w:right w:w="150" w:type="dxa"/>
+            </w:tcMar>
+          </w:tcPr>
+          <w:p>
+            <w:r>
+              <w:rPr>
+                <w:rFonts w:ascii="Cambria Math" w:hAnsi="Cambria Math"/>
+                <w:color w:val="2D3748"/>
+                <w:sz w:val="19"/>
+              </w:rPr>
+              <w:t>\text{Lead Storage Discharge: } \text{Pb(s)} + \text{PbO}_2\text{(s)} + 2\text{H}_2\text{SO}_4 \rightarrow 2\text{PbSO}_4\text{(s)} + 2\text{H}_2\text{O}, \quad \eta = \frac{\Delta G}{\Delta H}</w:t>
+            </w:r>
+          </w:p>
+        </w:tc>
+      </w:tr>
+      <w:tr>
+        <w:tc>
+          <w:tcPr>
+            <w:tcW w:type="dxa" w:w="3600"/>
+            <w:shd w:fill="FFFFFF"/>
+            <w:tcMar>
+              <w:top w:w="100" w:type="dxa"/>
+              <w:bottom w:w="100" w:type="dxa"/>
+              <w:left w:w="150" w:type="dxa"/>
+              <w:right w:w="150" w:type="dxa"/>
+            </w:tcMar>
+          </w:tcPr>
+          <w:p>
+            <w:r>
+              <w:rPr>
+                <w:b/>
+                <w:color w:val="1A365D"/>
+                <w:sz w:val="19"/>
+              </w:rPr>
+              <w:t>Kohlrausch's Law &amp; Weak Electrolyte Dissociation</w:t>
+            </w:r>
+          </w:p>
+        </w:tc>
+        <w:tc>
+          <w:tcPr>
+            <w:tcW w:type="dxa" w:w="6480"/>
+            <w:shd w:fill="FFFFFF"/>
+            <w:tcMar>
+              <w:top w:w="100" w:type="dxa"/>
+              <w:bottom w:w="100" w:type="dxa"/>
+              <w:left w:w="150" w:type="dxa"/>
+              <w:right w:w="150" w:type="dxa"/>
+            </w:tcMar>
+          </w:tcPr>
+          <w:p>
+            <w:r>
+              <w:rPr>
+                <w:rFonts w:ascii="Cambria Math" w:hAnsi="Cambria Math"/>
+                <w:color w:val="2D3748"/>
+                <w:sz w:val="19"/>
+              </w:rPr>
+              <w:t>\Lambda_m^{\circ} = \nu_+ \lambda_+^{\circ} + \nu_- \lambda_-^{\circ}, \quad \alpha = \frac{\Lambda_m}{\Lambda_m^{\circ}}, \quad K_a = \frac{c \alpha^2}{1 - \alpha}</w:t>
+            </w:r>
+          </w:p>
+        </w:tc>
+      </w:tr>
     </w:tbl>
     <w:p>
       <w:pPr>
@@ -1136,7 +1049,7 @@
           <w:color w:val="2B6CB0"/>
           <w:sz w:val="24"/>
         </w:rPr>
-        <w:t>3.1 Nernst Equation &amp; Cell Potential (Very High Yield — 101 PYQs)</w:t>
+        <w:t>3.1 Nernst Equation &amp; Cell Potential (Very High Yield — 84 PYQs)</w:t>
       </w:r>
     </w:p>
     <w:p>
@@ -1344,7 +1257,7 @@
           <w:color w:val="2B6CB0"/>
           <w:sz w:val="24"/>
         </w:rPr>
-        <w:t>3.2 Electrode Potential &amp; Delta G Relation (Very High Yield — 79 PYQs)</w:t>
+        <w:t>3.2 Electrode Potential &amp; Delta G Relation (Very High Yield — 75 PYQs)</w:t>
       </w:r>
     </w:p>
     <w:p>
@@ -1552,7 +1465,423 @@
           <w:color w:val="2B6CB0"/>
           <w:sz w:val="24"/>
         </w:rPr>
-        <w:t>3.3 Commercial Batteries, Fuel Cells &amp; Corrosion (Very High Yield — 60 PYQs)</w:t>
+        <w:t>3.3 Faraday's Laws of Electrolysis (Very High Yield — 53 PYQs)</w:t>
+      </w:r>
+    </w:p>
+    <w:p>
+      <w:r>
+        <w:rPr>
+          <w:b/>
+          <w:sz w:val="20"/>
+        </w:rPr>
+        <w:t xml:space="preserve">Core Principle: </w:t>
+      </w:r>
+      <w:r>
+        <w:rPr>
+          <w:sz w:val="20"/>
+        </w:rPr>
+        <w:t>First and second laws of quantitative electrolysis: Mass deposited w = Z I t = (M · I · t / n F). Total charge passed Q = I t = n_e F.</w:t>
+      </w:r>
+    </w:p>
+    <w:tbl>
+      <w:tblPr>
+        <w:tblW w:type="auto" w:w="0"/>
+        <w:jc w:val="center"/>
+        <w:tblLook w:firstColumn="1" w:firstRow="1" w:lastColumn="0" w:lastRow="0" w:noHBand="0" w:noVBand="1" w:val="04A0"/>
+      </w:tblPr>
+      <w:tblGrid>
+        <w:gridCol w:w="10080"/>
+      </w:tblGrid>
+      <w:tr>
+        <w:tc>
+          <w:tcPr>
+            <w:tcW w:type="dxa" w:w="10080"/>
+            <w:shd w:fill="FFF5F5"/>
+            <w:tcMar>
+              <w:top w:w="100" w:type="dxa"/>
+              <w:bottom w:w="100" w:type="dxa"/>
+              <w:left w:w="150" w:type="dxa"/>
+              <w:right w:w="150" w:type="dxa"/>
+            </w:tcMar>
+          </w:tcPr>
+          <w:p>
+            <w:r>
+              <w:rPr>
+                <w:b/>
+                <w:color w:val="C53030"/>
+                <w:sz w:val="19"/>
+              </w:rPr>
+              <w:t xml:space="preserve">⚠️ Common Trap / JEE Pitfall: </w:t>
+            </w:r>
+            <w:r>
+              <w:rPr>
+                <w:color w:val="2D3748"/>
+                <w:sz w:val="19"/>
+              </w:rPr>
+              <w:t>1. Using an incorrect n-factor (electrons transferred per molecule). E.g. for O_2 from H_2O, n = 4; for H_2, n = 2. 2. Time t must strictly be substituted in seconds (s).</w:t>
+            </w:r>
+          </w:p>
+        </w:tc>
+      </w:tr>
+    </w:tbl>
+    <w:tbl>
+      <w:tblPr>
+        <w:tblW w:type="auto" w:w="0"/>
+        <w:jc w:val="center"/>
+        <w:tblLook w:firstColumn="1" w:firstRow="1" w:lastColumn="0" w:lastRow="0" w:noHBand="0" w:noVBand="1" w:val="04A0"/>
+      </w:tblPr>
+      <w:tblGrid>
+        <w:gridCol w:w="10080"/>
+      </w:tblGrid>
+      <w:tr>
+        <w:tc>
+          <w:tcPr>
+            <w:tcW w:type="dxa" w:w="10080"/>
+            <w:shd w:fill="F0FFF4"/>
+            <w:tcMar>
+              <w:top w:w="100" w:type="dxa"/>
+              <w:bottom w:w="100" w:type="dxa"/>
+              <w:left w:w="150" w:type="dxa"/>
+              <w:right w:w="150" w:type="dxa"/>
+            </w:tcMar>
+          </w:tcPr>
+          <w:p>
+            <w:r>
+              <w:rPr>
+                <w:b/>
+                <w:color w:val="276749"/>
+                <w:sz w:val="19"/>
+              </w:rPr>
+              <w:t xml:space="preserve">💡 Speed Hack / Trick: </w:t>
+            </w:r>
+            <w:r>
+              <w:rPr>
+                <w:color w:val="2D3748"/>
+                <w:sz w:val="19"/>
+              </w:rPr>
+              <w:t>Gas volume at STP: Moles × 22.4 L. For electroplating, Volume = Area × Thickness and Mass = Density × Volume.</w:t>
+            </w:r>
+          </w:p>
+        </w:tc>
+      </w:tr>
+    </w:tbl>
+    <w:p>
+      <w:pPr>
+        <w:spacing w:before="120" w:after="40"/>
+      </w:pPr>
+      <w:r>
+        <w:rPr>
+          <w:b/>
+          <w:color w:val="1A365D"/>
+          <w:sz w:val="19"/>
+        </w:rPr>
+        <w:t>Source PYQs testing this concept:</w:t>
+      </w:r>
+    </w:p>
+    <w:p>
+      <w:pPr>
+        <w:pStyle w:val="ListBullet"/>
+        <w:spacing w:after="40"/>
+      </w:pPr>
+      <w:r>
+        <w:rPr>
+          <w:b/>
+          <w:sz w:val="18"/>
+        </w:rPr>
+        <w:t xml:space="preserve">[2026 Evening Shift] Q#3 (Numerical): </w:t>
+      </w:r>
+      <w:r>
+        <w:rPr>
+          <w:sz w:val="18"/>
+        </w:rPr>
+        <w:t xml:space="preserve">"Consider the following two half-cell reactions along with the standard reduction potential given : $CO_{2}+6H^{+}+6e^{-} \longrightarrow CH_..."  </w:t>
+      </w:r>
+      <w:r>
+        <w:rPr>
+          <w:b/>
+          <w:color w:val="2B6CB0"/>
+          <w:sz w:val="18"/>
+        </w:rPr>
+        <w:t>[Ans: 560]</w:t>
+      </w:r>
+    </w:p>
+    <w:p>
+      <w:pPr>
+        <w:pStyle w:val="ListBullet"/>
+        <w:spacing w:after="40"/>
+      </w:pPr>
+      <w:r>
+        <w:rPr>
+          <w:b/>
+          <w:sz w:val="18"/>
+        </w:rPr>
+        <w:t xml:space="preserve">[2026 Morning Shift] Q#4 (Numerical): </w:t>
+      </w:r>
+      <w:r>
+        <w:rPr>
+          <w:sz w:val="18"/>
+        </w:rPr>
+        <w:t xml:space="preserve">"Electricity is passed through an acidic solution of Cu^2+ till all the Cu^2+ was exhausted, leading to the deposition of 300 mg of C..."  </w:t>
+      </w:r>
+      <w:r>
+        <w:rPr>
+          <w:b/>
+          <w:color w:val="2B6CB0"/>
+          <w:sz w:val="18"/>
+        </w:rPr>
+        <w:t>[Ans: 111]</w:t>
+      </w:r>
+    </w:p>
+    <w:p>
+      <w:pPr>
+        <w:pStyle w:val="ListBullet"/>
+        <w:spacing w:after="40"/>
+      </w:pPr>
+      <w:r>
+        <w:rPr>
+          <w:b/>
+          <w:sz w:val="18"/>
+        </w:rPr>
+        <w:t xml:space="preserve">[2025 Morning Shift] Q#1 (MCQ): </w:t>
+      </w:r>
+      <w:r>
+        <w:rPr>
+          <w:sz w:val="18"/>
+        </w:rPr>
+        <w:t xml:space="preserve">"A solution of aluminium chloride is electrolysed for 30 minutes using a current of 2 A . The amount of the aluminium deposited at the cathod..."  </w:t>
+      </w:r>
+      <w:r>
+        <w:rPr>
+          <w:b/>
+          <w:color w:val="2B6CB0"/>
+          <w:sz w:val="18"/>
+        </w:rPr>
+        <w:t>[Ans: N/A]</w:t>
+      </w:r>
+    </w:p>
+    <w:p>
+      <w:pPr>
+        <w:spacing w:after="120"/>
+      </w:pPr>
+    </w:p>
+    <w:p>
+      <w:pPr>
+        <w:pStyle w:val="Heading2"/>
+      </w:pPr>
+      <w:r>
+        <w:rPr>
+          <w:color w:val="2B6CB0"/>
+          <w:sz w:val="24"/>
+        </w:rPr>
+        <w:t>3.4 Electrolytic Conductance &amp; Cell Constant (Very High Yield — 49 PYQs)</w:t>
+      </w:r>
+    </w:p>
+    <w:p>
+      <w:r>
+        <w:rPr>
+          <w:b/>
+          <w:sz w:val="20"/>
+        </w:rPr>
+        <w:t xml:space="preserve">Core Principle: </w:t>
+      </w:r>
+      <w:r>
+        <w:rPr>
+          <w:sz w:val="20"/>
+        </w:rPr>
+        <w:t>Specific conductivity κ = (1 / R)\left((l / A)\right) = G · G^*. Molar conductivity Λ_m = (1000κ / M) (with κ in S cm^-1) or Λ_m = (κ / 1000M) (with κ in S m^-1).</w:t>
+      </w:r>
+    </w:p>
+    <w:tbl>
+      <w:tblPr>
+        <w:tblW w:type="auto" w:w="0"/>
+        <w:jc w:val="center"/>
+        <w:tblLook w:firstColumn="1" w:firstRow="1" w:lastColumn="0" w:lastRow="0" w:noHBand="0" w:noVBand="1" w:val="04A0"/>
+      </w:tblPr>
+      <w:tblGrid>
+        <w:gridCol w:w="10080"/>
+      </w:tblGrid>
+      <w:tr>
+        <w:tc>
+          <w:tcPr>
+            <w:tcW w:type="dxa" w:w="10080"/>
+            <w:shd w:fill="FFF5F5"/>
+            <w:tcMar>
+              <w:top w:w="100" w:type="dxa"/>
+              <w:bottom w:w="100" w:type="dxa"/>
+              <w:left w:w="150" w:type="dxa"/>
+              <w:right w:w="150" w:type="dxa"/>
+            </w:tcMar>
+          </w:tcPr>
+          <w:p>
+            <w:r>
+              <w:rPr>
+                <w:b/>
+                <w:color w:val="C53030"/>
+                <w:sz w:val="19"/>
+              </w:rPr>
+              <w:t xml:space="preserve">⚠️ Common Trap / JEE Pitfall: </w:t>
+            </w:r>
+            <w:r>
+              <w:rPr>
+                <w:color w:val="2D3748"/>
+                <w:sz w:val="19"/>
+              </w:rPr>
+              <w:t>Unit confusion between cm and m. If κ is in S m^-1, use Λ_m = (κ / c) (c in mol m^-3). If in S cm^-1, use Λ_m = (1000κ / M) (M in mol L^-1).</w:t>
+            </w:r>
+          </w:p>
+        </w:tc>
+      </w:tr>
+    </w:tbl>
+    <w:tbl>
+      <w:tblPr>
+        <w:tblW w:type="auto" w:w="0"/>
+        <w:jc w:val="center"/>
+        <w:tblLook w:firstColumn="1" w:firstRow="1" w:lastColumn="0" w:lastRow="0" w:noHBand="0" w:noVBand="1" w:val="04A0"/>
+      </w:tblPr>
+      <w:tblGrid>
+        <w:gridCol w:w="10080"/>
+      </w:tblGrid>
+      <w:tr>
+        <w:tc>
+          <w:tcPr>
+            <w:tcW w:type="dxa" w:w="10080"/>
+            <w:shd w:fill="F0FFF4"/>
+            <w:tcMar>
+              <w:top w:w="100" w:type="dxa"/>
+              <w:bottom w:w="100" w:type="dxa"/>
+              <w:left w:w="150" w:type="dxa"/>
+              <w:right w:w="150" w:type="dxa"/>
+            </w:tcMar>
+          </w:tcPr>
+          <w:p>
+            <w:r>
+              <w:rPr>
+                <w:b/>
+                <w:color w:val="276749"/>
+                <w:sz w:val="19"/>
+              </w:rPr>
+              <w:t xml:space="preserve">💡 Speed Hack / Trick: </w:t>
+            </w:r>
+            <w:r>
+              <w:rPr>
+                <w:color w:val="2D3748"/>
+                <w:sz w:val="19"/>
+              </w:rPr>
+              <w:t>Cell constant G^* = (l / A) is an intrinsic geometric property of the conductivity cell and is strictly independent of the electrolyte filled.</w:t>
+            </w:r>
+          </w:p>
+        </w:tc>
+      </w:tr>
+    </w:tbl>
+    <w:p>
+      <w:pPr>
+        <w:spacing w:before="120" w:after="40"/>
+      </w:pPr>
+      <w:r>
+        <w:rPr>
+          <w:b/>
+          <w:color w:val="1A365D"/>
+          <w:sz w:val="19"/>
+        </w:rPr>
+        <w:t>Source PYQs testing this concept:</w:t>
+      </w:r>
+    </w:p>
+    <w:p>
+      <w:pPr>
+        <w:pStyle w:val="ListBullet"/>
+        <w:spacing w:after="40"/>
+      </w:pPr>
+      <w:r>
+        <w:rPr>
+          <w:b/>
+          <w:sz w:val="18"/>
+        </w:rPr>
+        <w:t xml:space="preserve">[2026 Evening Shift] Q#1 (Numerical): </w:t>
+      </w:r>
+      <w:r>
+        <w:rPr>
+          <w:sz w:val="18"/>
+        </w:rPr>
+        <w:t xml:space="preserve">"At 298 K , the molar conductivity of x%(w/w)MX solution (aqueous) is 123.5Scm^2mol^-1 . The conductance of same solution is $1.9 \ti..."  </w:t>
+      </w:r>
+      <w:r>
+        <w:rPr>
+          <w:b/>
+          <w:color w:val="2B6CB0"/>
+          <w:sz w:val="18"/>
+        </w:rPr>
+        <w:t>[Ans: 15]</w:t>
+      </w:r>
+    </w:p>
+    <w:p>
+      <w:pPr>
+        <w:pStyle w:val="ListBullet"/>
+        <w:spacing w:after="40"/>
+      </w:pPr>
+      <w:r>
+        <w:rPr>
+          <w:b/>
+          <w:sz w:val="18"/>
+        </w:rPr>
+        <w:t xml:space="preserve">[2026 Evening Shift] Q#1 (Numerical): </w:t>
+      </w:r>
+      <w:r>
+        <w:rPr>
+          <w:sz w:val="18"/>
+        </w:rPr>
+        <w:t xml:space="preserve">"For strong electrolyte Λ_(m) increases slowly with dilution and can be represented by the equation $\Lambda_{m}=\Lambda_{m}^{\circ}-..."  </w:t>
+      </w:r>
+      <w:r>
+        <w:rPr>
+          <w:b/>
+          <w:color w:val="2B6CB0"/>
+          <w:sz w:val="18"/>
+        </w:rPr>
+        <w:t>[Ans: 4]</w:t>
+      </w:r>
+    </w:p>
+    <w:p>
+      <w:pPr>
+        <w:pStyle w:val="ListBullet"/>
+        <w:spacing w:after="40"/>
+      </w:pPr>
+      <w:r>
+        <w:rPr>
+          <w:b/>
+          <w:sz w:val="18"/>
+        </w:rPr>
+        <w:t xml:space="preserve">[2026 Morning Shift] Q#3 (MCQ): </w:t>
+      </w:r>
+      <w:r>
+        <w:rPr>
+          <w:sz w:val="18"/>
+        </w:rPr>
+        <w:t xml:space="preserve">"Consider the following data. $\begin{aligned} \text{Electrolyte} &amp; \wedge_{m}^{\circ}(Scm^{𝟐}mol^{𝟏}) \\ BaCl_{2} &amp; x_{1} \\ H_{2}S..."  </w:t>
+      </w:r>
+      <w:r>
+        <w:rPr>
+          <w:b/>
+          <w:color w:val="2B6CB0"/>
+          <w:sz w:val="18"/>
+        </w:rPr>
+        <w:t>[Ans: A]</w:t>
+      </w:r>
+    </w:p>
+    <w:p>
+      <w:pPr>
+        <w:spacing w:after="120"/>
+      </w:pPr>
+    </w:p>
+    <w:p>
+      <w:pPr>
+        <w:pStyle w:val="Heading2"/>
+      </w:pPr>
+      <w:r>
+        <w:rPr>
+          <w:color w:val="2B6CB0"/>
+          <w:sz w:val="24"/>
+        </w:rPr>
+        <w:t>3.5 Commercial Batteries, Fuel Cells &amp; Corrosion (Very High Yield — 48 PYQs)</w:t>
       </w:r>
     </w:p>
     <w:p>
@@ -1760,215 +2089,7 @@
           <w:color w:val="2B6CB0"/>
           <w:sz w:val="24"/>
         </w:rPr>
-        <w:t>3.4 Faraday's Laws of Electrolysis (Very High Yield — 58 PYQs)</w:t>
-      </w:r>
-    </w:p>
-    <w:p>
-      <w:r>
-        <w:rPr>
-          <w:b/>
-          <w:sz w:val="20"/>
-        </w:rPr>
-        <w:t xml:space="preserve">Core Principle: </w:t>
-      </w:r>
-      <w:r>
-        <w:rPr>
-          <w:sz w:val="20"/>
-        </w:rPr>
-        <w:t>First and second laws of quantitative electrolysis: Mass deposited w = Z I t = (M · I · t / n F). Total charge passed Q = I t = n_e F.</w:t>
-      </w:r>
-    </w:p>
-    <w:tbl>
-      <w:tblPr>
-        <w:tblW w:type="auto" w:w="0"/>
-        <w:jc w:val="center"/>
-        <w:tblLook w:firstColumn="1" w:firstRow="1" w:lastColumn="0" w:lastRow="0" w:noHBand="0" w:noVBand="1" w:val="04A0"/>
-      </w:tblPr>
-      <w:tblGrid>
-        <w:gridCol w:w="10080"/>
-      </w:tblGrid>
-      <w:tr>
-        <w:tc>
-          <w:tcPr>
-            <w:tcW w:type="dxa" w:w="10080"/>
-            <w:shd w:fill="FFF5F5"/>
-            <w:tcMar>
-              <w:top w:w="100" w:type="dxa"/>
-              <w:bottom w:w="100" w:type="dxa"/>
-              <w:left w:w="150" w:type="dxa"/>
-              <w:right w:w="150" w:type="dxa"/>
-            </w:tcMar>
-          </w:tcPr>
-          <w:p>
-            <w:r>
-              <w:rPr>
-                <w:b/>
-                <w:color w:val="C53030"/>
-                <w:sz w:val="19"/>
-              </w:rPr>
-              <w:t xml:space="preserve">⚠️ Common Trap / JEE Pitfall: </w:t>
-            </w:r>
-            <w:r>
-              <w:rPr>
-                <w:color w:val="2D3748"/>
-                <w:sz w:val="19"/>
-              </w:rPr>
-              <w:t>1. Using an incorrect n-factor (electrons transferred per molecule). E.g. for O_2 from H_2O, n = 4; for H_2, n = 2. 2. Time t must strictly be substituted in seconds (s).</w:t>
-            </w:r>
-          </w:p>
-        </w:tc>
-      </w:tr>
-    </w:tbl>
-    <w:tbl>
-      <w:tblPr>
-        <w:tblW w:type="auto" w:w="0"/>
-        <w:jc w:val="center"/>
-        <w:tblLook w:firstColumn="1" w:firstRow="1" w:lastColumn="0" w:lastRow="0" w:noHBand="0" w:noVBand="1" w:val="04A0"/>
-      </w:tblPr>
-      <w:tblGrid>
-        <w:gridCol w:w="10080"/>
-      </w:tblGrid>
-      <w:tr>
-        <w:tc>
-          <w:tcPr>
-            <w:tcW w:type="dxa" w:w="10080"/>
-            <w:shd w:fill="F0FFF4"/>
-            <w:tcMar>
-              <w:top w:w="100" w:type="dxa"/>
-              <w:bottom w:w="100" w:type="dxa"/>
-              <w:left w:w="150" w:type="dxa"/>
-              <w:right w:w="150" w:type="dxa"/>
-            </w:tcMar>
-          </w:tcPr>
-          <w:p>
-            <w:r>
-              <w:rPr>
-                <w:b/>
-                <w:color w:val="276749"/>
-                <w:sz w:val="19"/>
-              </w:rPr>
-              <w:t xml:space="preserve">💡 Speed Hack / Trick: </w:t>
-            </w:r>
-            <w:r>
-              <w:rPr>
-                <w:color w:val="2D3748"/>
-                <w:sz w:val="19"/>
-              </w:rPr>
-              <w:t>Gas volume at STP: Moles × 22.4 L. For electroplating, Volume = Area × Thickness and Mass = Density × Volume.</w:t>
-            </w:r>
-          </w:p>
-        </w:tc>
-      </w:tr>
-    </w:tbl>
-    <w:p>
-      <w:pPr>
-        <w:spacing w:before="120" w:after="40"/>
-      </w:pPr>
-      <w:r>
-        <w:rPr>
-          <w:b/>
-          <w:color w:val="1A365D"/>
-          <w:sz w:val="19"/>
-        </w:rPr>
-        <w:t>Source PYQs testing this concept:</w:t>
-      </w:r>
-    </w:p>
-    <w:p>
-      <w:pPr>
-        <w:pStyle w:val="ListBullet"/>
-        <w:spacing w:after="40"/>
-      </w:pPr>
-      <w:r>
-        <w:rPr>
-          <w:b/>
-          <w:sz w:val="18"/>
-        </w:rPr>
-        <w:t xml:space="preserve">[2026 Evening Shift] Q#2 (MCQ): </w:t>
-      </w:r>
-      <w:r>
-        <w:rPr>
-          <w:sz w:val="18"/>
-        </w:rPr>
-        <w:t xml:space="preserve">"For a general redox reaction Anode Red_(1) → Ox_(1)^n_(1)^++n_(1)e^- Cathode $Ox_{2}+n_{2}e^{-} \rightarrow Red_{2}^{n_{2}..."  </w:t>
-      </w:r>
-      <w:r>
-        <w:rPr>
-          <w:b/>
-          <w:color w:val="2B6CB0"/>
-          <w:sz w:val="18"/>
-        </w:rPr>
-        <w:t>[Ans: N/A]</w:t>
-      </w:r>
-    </w:p>
-    <w:p>
-      <w:pPr>
-        <w:pStyle w:val="ListBullet"/>
-        <w:spacing w:after="40"/>
-      </w:pPr>
-      <w:r>
-        <w:rPr>
-          <w:b/>
-          <w:sz w:val="18"/>
-        </w:rPr>
-        <w:t xml:space="preserve">[2026 Morning Shift] Q#2 (Numerical): </w:t>
-      </w:r>
-      <w:r>
-        <w:rPr>
-          <w:sz w:val="18"/>
-        </w:rPr>
-        <w:t xml:space="preserve">"Consider the following redox reaction taking place in acidic medium $BH_{4}^{-}(aq)+ClO_{3}^{-}(aq) \longrightarrow H_{2}BO_{3}^{-}(aq)+Cl^{..."  </w:t>
-      </w:r>
-      <w:r>
-        <w:rPr>
-          <w:b/>
-          <w:color w:val="2B6CB0"/>
-          <w:sz w:val="18"/>
-        </w:rPr>
-        <w:t>[Ans: 24]</w:t>
-      </w:r>
-    </w:p>
-    <w:p>
-      <w:pPr>
-        <w:pStyle w:val="ListBullet"/>
-        <w:spacing w:after="40"/>
-      </w:pPr>
-      <w:r>
-        <w:rPr>
-          <w:b/>
-          <w:sz w:val="18"/>
-        </w:rPr>
-        <w:t xml:space="preserve">[2026 Evening Shift] Q#3 (Numerical): </w:t>
-      </w:r>
-      <w:r>
-        <w:rPr>
-          <w:sz w:val="18"/>
-        </w:rPr>
-        <w:t xml:space="preserve">"Consider the following two half-cell reactions along with the standard reduction potential given : $CO_{2}+6H^{+}+6e^{-} \longrightarrow CH_..."  </w:t>
-      </w:r>
-      <w:r>
-        <w:rPr>
-          <w:b/>
-          <w:color w:val="2B6CB0"/>
-          <w:sz w:val="18"/>
-        </w:rPr>
-        <w:t>[Ans: 560]</w:t>
-      </w:r>
-    </w:p>
-    <w:p>
-      <w:pPr>
-        <w:spacing w:after="120"/>
-      </w:pPr>
-    </w:p>
-    <w:p>
-      <w:pPr>
-        <w:pStyle w:val="Heading2"/>
-      </w:pPr>
-      <w:r>
-        <w:rPr>
-          <w:color w:val="2B6CB0"/>
-          <w:sz w:val="24"/>
-        </w:rPr>
-        <w:t>3.5 Kohlrausch's Law &amp; Weak Electrolyte Dissociation (Very High Yield — 50 PYQs)</w:t>
+        <w:t>3.6 Kohlrausch's Law &amp; Weak Electrolyte Dissociation (Very High Yield — 41 PYQs)</w:t>
       </w:r>
     </w:p>
     <w:p>
@@ -2091,33 +2212,6 @@
           <w:b/>
           <w:sz w:val="18"/>
         </w:rPr>
-        <w:t xml:space="preserve">[2026 Evening Shift] Q#1 (Numerical): </w:t>
-      </w:r>
-      <w:r>
-        <w:rPr>
-          <w:sz w:val="18"/>
-        </w:rPr>
-        <w:t xml:space="preserve">"At 298 K , the molar conductivity of x%(w/w)MX solution (aqueous) is 123.5Scm^2mol^-1 . The conductance of same solution is $1.9 \ti..."  </w:t>
-      </w:r>
-      <w:r>
-        <w:rPr>
-          <w:b/>
-          <w:color w:val="2B6CB0"/>
-          <w:sz w:val="18"/>
-        </w:rPr>
-        <w:t>[Ans: 15]</w:t>
-      </w:r>
-    </w:p>
-    <w:p>
-      <w:pPr>
-        <w:pStyle w:val="ListBullet"/>
-        <w:spacing w:after="40"/>
-      </w:pPr>
-      <w:r>
-        <w:rPr>
-          <w:b/>
-          <w:sz w:val="18"/>
-        </w:rPr>
         <w:t xml:space="preserve">[2026 Morning Shift] Q#3 (MCQ): </w:t>
       </w:r>
       <w:r>
@@ -2164,133 +2258,6 @@
     </w:p>
     <w:p>
       <w:pPr>
-        <w:spacing w:after="120"/>
-      </w:pPr>
-    </w:p>
-    <w:p>
-      <w:pPr>
-        <w:pStyle w:val="Heading2"/>
-      </w:pPr>
-      <w:r>
-        <w:rPr>
-          <w:color w:val="2B6CB0"/>
-          <w:sz w:val="24"/>
-        </w:rPr>
-        <w:t>3.6 Electrolytic Conductance &amp; Cell Constant (Very High Yield — 47 PYQs)</w:t>
-      </w:r>
-    </w:p>
-    <w:p>
-      <w:r>
-        <w:rPr>
-          <w:b/>
-          <w:sz w:val="20"/>
-        </w:rPr>
-        <w:t xml:space="preserve">Core Principle: </w:t>
-      </w:r>
-      <w:r>
-        <w:rPr>
-          <w:sz w:val="20"/>
-        </w:rPr>
-        <w:t>Specific conductivity κ = (1 / R)\left((l / A)\right) = G · G^*. Molar conductivity Λ_m = (1000κ / M) (with κ in S cm^-1) or Λ_m = (κ / 1000M) (with κ in S m^-1).</w:t>
-      </w:r>
-    </w:p>
-    <w:tbl>
-      <w:tblPr>
-        <w:tblW w:type="auto" w:w="0"/>
-        <w:jc w:val="center"/>
-        <w:tblLook w:firstColumn="1" w:firstRow="1" w:lastColumn="0" w:lastRow="0" w:noHBand="0" w:noVBand="1" w:val="04A0"/>
-      </w:tblPr>
-      <w:tblGrid>
-        <w:gridCol w:w="10080"/>
-      </w:tblGrid>
-      <w:tr>
-        <w:tc>
-          <w:tcPr>
-            <w:tcW w:type="dxa" w:w="10080"/>
-            <w:shd w:fill="FFF5F5"/>
-            <w:tcMar>
-              <w:top w:w="100" w:type="dxa"/>
-              <w:bottom w:w="100" w:type="dxa"/>
-              <w:left w:w="150" w:type="dxa"/>
-              <w:right w:w="150" w:type="dxa"/>
-            </w:tcMar>
-          </w:tcPr>
-          <w:p>
-            <w:r>
-              <w:rPr>
-                <w:b/>
-                <w:color w:val="C53030"/>
-                <w:sz w:val="19"/>
-              </w:rPr>
-              <w:t xml:space="preserve">⚠️ Common Trap / JEE Pitfall: </w:t>
-            </w:r>
-            <w:r>
-              <w:rPr>
-                <w:color w:val="2D3748"/>
-                <w:sz w:val="19"/>
-              </w:rPr>
-              <w:t>Unit confusion between cm and m. If κ is in S m^-1, use Λ_m = (κ / c) (c in mol m^-3). If in S cm^-1, use Λ_m = (1000κ / M) (M in mol L^-1).</w:t>
-            </w:r>
-          </w:p>
-        </w:tc>
-      </w:tr>
-    </w:tbl>
-    <w:tbl>
-      <w:tblPr>
-        <w:tblW w:type="auto" w:w="0"/>
-        <w:jc w:val="center"/>
-        <w:tblLook w:firstColumn="1" w:firstRow="1" w:lastColumn="0" w:lastRow="0" w:noHBand="0" w:noVBand="1" w:val="04A0"/>
-      </w:tblPr>
-      <w:tblGrid>
-        <w:gridCol w:w="10080"/>
-      </w:tblGrid>
-      <w:tr>
-        <w:tc>
-          <w:tcPr>
-            <w:tcW w:type="dxa" w:w="10080"/>
-            <w:shd w:fill="F0FFF4"/>
-            <w:tcMar>
-              <w:top w:w="100" w:type="dxa"/>
-              <w:bottom w:w="100" w:type="dxa"/>
-              <w:left w:w="150" w:type="dxa"/>
-              <w:right w:w="150" w:type="dxa"/>
-            </w:tcMar>
-          </w:tcPr>
-          <w:p>
-            <w:r>
-              <w:rPr>
-                <w:b/>
-                <w:color w:val="276749"/>
-                <w:sz w:val="19"/>
-              </w:rPr>
-              <w:t xml:space="preserve">💡 Speed Hack / Trick: </w:t>
-            </w:r>
-            <w:r>
-              <w:rPr>
-                <w:color w:val="2D3748"/>
-                <w:sz w:val="19"/>
-              </w:rPr>
-              <w:t>Cell constant G^* = (l / A) is an intrinsic geometric property of the conductivity cell and is strictly independent of the electrolyte filled.</w:t>
-            </w:r>
-          </w:p>
-        </w:tc>
-      </w:tr>
-    </w:tbl>
-    <w:p>
-      <w:pPr>
-        <w:spacing w:before="120" w:after="40"/>
-      </w:pPr>
-      <w:r>
-        <w:rPr>
-          <w:b/>
-          <w:color w:val="1A365D"/>
-          <w:sz w:val="19"/>
-        </w:rPr>
-        <w:t>Source PYQs testing this concept:</w:t>
-      </w:r>
-    </w:p>
-    <w:p>
-      <w:pPr>
         <w:pStyle w:val="ListBullet"/>
         <w:spacing w:after="40"/>
       </w:pPr>
@@ -2299,13 +2266,13 @@
           <w:b/>
           <w:sz w:val="18"/>
         </w:rPr>
-        <w:t xml:space="preserve">[2026 Evening Shift] Q#1 (Numerical): </w:t>
+        <w:t xml:space="preserve">[2026 Evening Shift] Q#3 (Numerical): </w:t>
       </w:r>
       <w:r>
         <w:rPr>
           <w:sz w:val="18"/>
         </w:rPr>
-        <w:t xml:space="preserve">"At 298 K , the molar conductivity of x%(w/w)MX solution (aqueous) is 123.5Scm^2mol^-1 . The conductance of same solution is $1.9 \ti..."  </w:t>
+        <w:t xml:space="preserve">"Molar conductivity of a weak acid HQ of concentration 0.18 M was found to be 1/30 of the molar conductivity of another weak acid HZ with c..."  </w:t>
       </w:r>
       <w:r>
         <w:rPr>
@@ -2313,269 +2280,7 @@
           <w:color w:val="2B6CB0"/>
           <w:sz w:val="18"/>
         </w:rPr>
-        <w:t>[Ans: 15]</w:t>
-      </w:r>
-    </w:p>
-    <w:p>
-      <w:pPr>
-        <w:pStyle w:val="ListBullet"/>
-        <w:spacing w:after="40"/>
-      </w:pPr>
-      <w:r>
-        <w:rPr>
-          <w:b/>
-          <w:sz w:val="18"/>
-        </w:rPr>
-        <w:t xml:space="preserve">[2026 Evening Shift] Q#1 (Numerical): </w:t>
-      </w:r>
-      <w:r>
-        <w:rPr>
-          <w:sz w:val="18"/>
-        </w:rPr>
-        <w:t xml:space="preserve">"For strong electrolyte Λ_(m) increases slowly with dilution and can be represented by the equation $\Lambda_{m}=\Lambda_{m}^{\circ}-..."  </w:t>
-      </w:r>
-      <w:r>
-        <w:rPr>
-          <w:b/>
-          <w:color w:val="2B6CB0"/>
-          <w:sz w:val="18"/>
-        </w:rPr>
-        <w:t>[Ans: 4]</w:t>
-      </w:r>
-    </w:p>
-    <w:p>
-      <w:pPr>
-        <w:pStyle w:val="ListBullet"/>
-        <w:spacing w:after="40"/>
-      </w:pPr>
-      <w:r>
-        <w:rPr>
-          <w:b/>
-          <w:sz w:val="18"/>
-        </w:rPr>
-        <w:t xml:space="preserve">[2026 Morning Shift] Q#3 (MCQ): </w:t>
-      </w:r>
-      <w:r>
-        <w:rPr>
-          <w:sz w:val="18"/>
-        </w:rPr>
-        <w:t xml:space="preserve">"Consider the following data. $\begin{aligned} \text{Electrolyte} &amp; \wedge_{m}^{\circ}(Scm^{𝟐}mol^{𝟏}) \\ BaCl_{2} &amp; x_{1} \\ H_{2}S..."  </w:t>
-      </w:r>
-      <w:r>
-        <w:rPr>
-          <w:b/>
-          <w:color w:val="2B6CB0"/>
-          <w:sz w:val="18"/>
-        </w:rPr>
-        <w:t>[Ans: A]</w:t>
-      </w:r>
-    </w:p>
-    <w:p>
-      <w:pPr>
-        <w:spacing w:after="120"/>
-      </w:pPr>
-    </w:p>
-    <w:p>
-      <w:pPr>
-        <w:pStyle w:val="Heading2"/>
-      </w:pPr>
-      <w:r>
-        <w:rPr>
-          <w:color w:val="2B6CB0"/>
-          <w:sz w:val="24"/>
-        </w:rPr>
-        <w:t>3.7 Electrochemistry - Core Application (Moderate Yield — 7 PYQs)</w:t>
-      </w:r>
-    </w:p>
-    <w:p>
-      <w:r>
-        <w:rPr>
-          <w:b/>
-          <w:sz w:val="20"/>
-        </w:rPr>
-        <w:t xml:space="preserve">Core Principle: </w:t>
-      </w:r>
-      <w:r>
-        <w:rPr>
-          <w:sz w:val="20"/>
-        </w:rPr>
-        <w:t>Key problem pattern in Electrochemistry.</w:t>
-      </w:r>
-    </w:p>
-    <w:tbl>
-      <w:tblPr>
-        <w:tblW w:type="auto" w:w="0"/>
-        <w:jc w:val="center"/>
-        <w:tblLook w:firstColumn="1" w:firstRow="1" w:lastColumn="0" w:lastRow="0" w:noHBand="0" w:noVBand="1" w:val="04A0"/>
-      </w:tblPr>
-      <w:tblGrid>
-        <w:gridCol w:w="10080"/>
-      </w:tblGrid>
-      <w:tr>
-        <w:tc>
-          <w:tcPr>
-            <w:tcW w:type="dxa" w:w="10080"/>
-            <w:shd w:fill="FFF5F5"/>
-            <w:tcMar>
-              <w:top w:w="100" w:type="dxa"/>
-              <w:bottom w:w="100" w:type="dxa"/>
-              <w:left w:w="150" w:type="dxa"/>
-              <w:right w:w="150" w:type="dxa"/>
-            </w:tcMar>
-          </w:tcPr>
-          <w:p>
-            <w:r>
-              <w:rPr>
-                <w:b/>
-                <w:color w:val="C53030"/>
-                <w:sz w:val="19"/>
-              </w:rPr>
-              <w:t xml:space="preserve">⚠️ Common Trap / JEE Pitfall: </w:t>
-            </w:r>
-            <w:r>
-              <w:rPr>
-                <w:color w:val="2D3748"/>
-                <w:sz w:val="19"/>
-              </w:rPr>
-              <w:t>Watch for algebraic and sign errors.</w:t>
-            </w:r>
-          </w:p>
-        </w:tc>
-      </w:tr>
-    </w:tbl>
-    <w:tbl>
-      <w:tblPr>
-        <w:tblW w:type="auto" w:w="0"/>
-        <w:jc w:val="center"/>
-        <w:tblLook w:firstColumn="1" w:firstRow="1" w:lastColumn="0" w:lastRow="0" w:noHBand="0" w:noVBand="1" w:val="04A0"/>
-      </w:tblPr>
-      <w:tblGrid>
-        <w:gridCol w:w="10080"/>
-      </w:tblGrid>
-      <w:tr>
-        <w:tc>
-          <w:tcPr>
-            <w:tcW w:type="dxa" w:w="10080"/>
-            <w:shd w:fill="F0FFF4"/>
-            <w:tcMar>
-              <w:top w:w="100" w:type="dxa"/>
-              <w:bottom w:w="100" w:type="dxa"/>
-              <w:left w:w="150" w:type="dxa"/>
-              <w:right w:w="150" w:type="dxa"/>
-            </w:tcMar>
-          </w:tcPr>
-          <w:p>
-            <w:r>
-              <w:rPr>
-                <w:b/>
-                <w:color w:val="276749"/>
-                <w:sz w:val="19"/>
-              </w:rPr>
-              <w:t xml:space="preserve">💡 Speed Hack / Trick: </w:t>
-            </w:r>
-            <w:r>
-              <w:rPr>
-                <w:color w:val="2D3748"/>
-                <w:sz w:val="19"/>
-              </w:rPr>
-              <w:t>Verify dimensions and boundary conditions.</w:t>
-            </w:r>
-          </w:p>
-        </w:tc>
-      </w:tr>
-    </w:tbl>
-    <w:p>
-      <w:pPr>
-        <w:spacing w:before="120" w:after="40"/>
-      </w:pPr>
-      <w:r>
-        <w:rPr>
-          <w:b/>
-          <w:color w:val="1A365D"/>
-          <w:sz w:val="19"/>
-        </w:rPr>
-        <w:t>Source PYQs testing this concept:</w:t>
-      </w:r>
-    </w:p>
-    <w:p>
-      <w:pPr>
-        <w:pStyle w:val="ListBullet"/>
-        <w:spacing w:after="40"/>
-      </w:pPr>
-      <w:r>
-        <w:rPr>
-          <w:b/>
-          <w:sz w:val="18"/>
-        </w:rPr>
-        <w:t xml:space="preserve">[2024 Morning Shift] Q#4 (MCQ): </w:t>
-      </w:r>
-      <w:r>
-        <w:rPr>
-          <w:sz w:val="18"/>
-        </w:rPr>
-        <w:t xml:space="preserve">"One of the commonly used electrode is calomel electrode. Under which of the following categories, calomel electrode comes?..."  </w:t>
-      </w:r>
-      <w:r>
-        <w:rPr>
-          <w:b/>
-          <w:color w:val="2B6CB0"/>
-          <w:sz w:val="18"/>
-        </w:rPr>
-        <w:t>[Ans: N/A]</w:t>
-      </w:r>
-    </w:p>
-    <w:p>
-      <w:pPr>
-        <w:pStyle w:val="ListBullet"/>
-        <w:spacing w:after="40"/>
-      </w:pPr>
-      <w:r>
-        <w:rPr>
-          <w:b/>
-          <w:sz w:val="18"/>
-        </w:rPr>
-        <w:t xml:space="preserve">[2022 Evening Shift] Q#3 (MCQ): </w:t>
-      </w:r>
-      <w:r>
-        <w:rPr>
-          <w:sz w:val="18"/>
-        </w:rPr>
-        <w:t xml:space="preserve">"The correct order of reduction potentials of the following pairs is A. Cl 2 /Cl - B. I 2 /I - C. Ag + /Ag D. Na + /Na E. Li + /Li Choose..."  </w:t>
-      </w:r>
-      <w:r>
-        <w:rPr>
-          <w:b/>
-          <w:color w:val="2B6CB0"/>
-          <w:sz w:val="18"/>
-        </w:rPr>
-        <w:t>[Ans: N/A]</w:t>
-      </w:r>
-    </w:p>
-    <w:p>
-      <w:pPr>
-        <w:pStyle w:val="ListBullet"/>
-        <w:spacing w:after="40"/>
-      </w:pPr>
-      <w:r>
-        <w:rPr>
-          <w:b/>
-          <w:sz w:val="18"/>
-        </w:rPr>
-        <w:t xml:space="preserve">[2021 Morning Shift] Q#2 (Numerical): </w:t>
-      </w:r>
-      <w:r>
-        <w:rPr>
-          <w:sz w:val="18"/>
-        </w:rPr>
-        <w:t xml:space="preserve">"These are physical properties of an element (A) Sublimation enthalpy (B) Ionisation enthalpy (C) Hydration enthalpy (D) Electron gain enthal..."  </w:t>
-      </w:r>
-      <w:r>
-        <w:rPr>
-          <w:b/>
-          <w:color w:val="2B6CB0"/>
-          <w:sz w:val="18"/>
-        </w:rPr>
-        <w:t>[Ans: 3]</w:t>
+        <w:t>[Ans: 2]</w:t>
       </w:r>
     </w:p>
     <w:p>
@@ -2937,79 +2642,6 @@
         <w:spacing w:after="120"/>
       </w:pPr>
     </w:p>
-    <w:p>
-      <w:pPr>
-        <w:spacing w:before="160" w:after="40"/>
-      </w:pPr>
-      <w:r>
-        <w:rPr>
-          <w:b/>
-          <w:color w:val="1A365D"/>
-          <w:sz w:val="22"/>
-        </w:rPr>
-        <w:t>Benchmark Problem 5: JEE Main 2024 (Online) 31st January Morning Shift (Q#4)</w:t>
-      </w:r>
-    </w:p>
-    <w:p>
-      <w:pPr>
-        <w:spacing w:after="80"/>
-      </w:pPr>
-      <w:r>
-        <w:rPr>
-          <w:sz w:val="20"/>
-        </w:rPr>
-        <w:t>Number of alkanes obtained on electrolysis of a mixture of CH_(3)COONa and C_(2)H_(5)COONa is ________.</w:t>
-      </w:r>
-    </w:p>
-    <w:tbl>
-      <w:tblPr>
-        <w:tblW w:type="auto" w:w="0"/>
-        <w:jc w:val="center"/>
-        <w:tblLook w:firstColumn="1" w:firstRow="1" w:lastColumn="0" w:lastRow="0" w:noHBand="0" w:noVBand="1" w:val="04A0"/>
-      </w:tblPr>
-      <w:tblGrid>
-        <w:gridCol w:w="10080"/>
-      </w:tblGrid>
-      <w:tr>
-        <w:tc>
-          <w:tcPr>
-            <w:tcW w:type="dxa" w:w="10080"/>
-            <w:shd w:fill="F7FAFC"/>
-            <w:tcMar>
-              <w:top w:w="100" w:type="dxa"/>
-              <w:bottom w:w="100" w:type="dxa"/>
-              <w:left w:w="150" w:type="dxa"/>
-              <w:right w:w="150" w:type="dxa"/>
-            </w:tcMar>
-          </w:tcPr>
-          <w:p>
-            <w:r>
-              <w:rPr>
-                <w:b/>
-                <w:color w:val="1A365D"/>
-                <w:sz w:val="19"/>
-              </w:rPr>
-              <w:t>Correct Answer: 3</w:t>
-              <w:br/>
-            </w:r>
-            <w:r>
-              <w:rPr>
-                <w:color w:val="2D3748"/>
-                <w:sz w:val="18"/>
-              </w:rPr>
-              <w:t>Solution Analysis:</w:t>
-              <w:br/>
-              <w:t>CH_(3)COONa → vec(C)H_(3) C_(2)H_(5)COONa → vec(C)_(2)H_(5) 2vec(C)_(2)H_(5) → CH_(3)-CH_(2)-CH_(2)-CH_(3) 2vec(CH)_(3) → CH_(3)-CH_(3) vec(C)H_(3)+vec(C)_(2)H_(5) → CH_(3)-CH_(2)-CH_(3)</w:t>
-            </w:r>
-          </w:p>
-        </w:tc>
-      </w:tr>
-    </w:tbl>
-    <w:p>
-      <w:pPr>
-        <w:spacing w:after="120"/>
-      </w:pPr>
-    </w:p>
     <w:sectPr>
       <w:pgSz w:w="12240" w:h="15840"/>
       <w:pgMar w:top="1080" w:right="1080" w:bottom="1080" w:left="1080" w:header="720" w:footer="720" w:gutter="0"/>

--- a/dist/exports/electrochemistry_revision_notes.docx
+++ b/dist/exports/electrochemistry_revision_notes.docx
@@ -209,7 +209,7 @@
               <w:rPr>
                 <w:sz w:val="19"/>
               </w:rPr>
-              <w:t>84 PYQs</w:t>
+              <w:t>72 PYQs</w:t>
             </w:r>
           </w:p>
         </w:tc>
@@ -296,7 +296,7 @@
               <w:rPr>
                 <w:sz w:val="19"/>
               </w:rPr>
-              <w:t>75 PYQs</w:t>
+              <w:t>49 PYQs</w:t>
             </w:r>
           </w:p>
         </w:tc>
@@ -363,7 +363,7 @@
                 <w:color w:val="2D3748"/>
                 <w:sz w:val="19"/>
               </w:rPr>
-              <w:t>Faraday's Laws of Electrolysis</w:t>
+              <w:t>Electrolytic Conductance &amp; Cell Constant</w:t>
             </w:r>
           </w:p>
         </w:tc>
@@ -383,7 +383,7 @@
               <w:rPr>
                 <w:sz w:val="19"/>
               </w:rPr>
-              <w:t>53 PYQs</w:t>
+              <w:t>42 PYQs</w:t>
             </w:r>
           </w:p>
         </w:tc>
@@ -404,7 +404,7 @@
                 <w:color w:val="718096"/>
                 <w:sz w:val="19"/>
               </w:rPr>
-              <w:t>Quantitative Electrolysis</w:t>
+              <w:t>Conductance</w:t>
             </w:r>
           </w:p>
         </w:tc>
@@ -450,7 +450,7 @@
                 <w:color w:val="2D3748"/>
                 <w:sz w:val="19"/>
               </w:rPr>
-              <w:t>Electrolytic Conductance &amp; Cell Constant</w:t>
+              <w:t>Faraday's Laws of Electrolysis</w:t>
             </w:r>
           </w:p>
         </w:tc>
@@ -470,7 +470,7 @@
               <w:rPr>
                 <w:sz w:val="19"/>
               </w:rPr>
-              <w:t>49 PYQs</w:t>
+              <w:t>37 PYQs</w:t>
             </w:r>
           </w:p>
         </w:tc>
@@ -491,7 +491,7 @@
                 <w:color w:val="718096"/>
                 <w:sz w:val="19"/>
               </w:rPr>
-              <w:t>Conductance</w:t>
+              <w:t>Quantitative Electrolysis</w:t>
             </w:r>
           </w:p>
         </w:tc>
@@ -537,7 +537,7 @@
                 <w:color w:val="2D3748"/>
                 <w:sz w:val="19"/>
               </w:rPr>
-              <w:t>Commercial Batteries, Fuel Cells &amp; Corrosion</w:t>
+              <w:t>Kohlrausch's Law &amp; Weak Electrolyte Dissociation</w:t>
             </w:r>
           </w:p>
         </w:tc>
@@ -557,7 +557,7 @@
               <w:rPr>
                 <w:sz w:val="19"/>
               </w:rPr>
-              <w:t>48 PYQs</w:t>
+              <w:t>21 PYQs</w:t>
             </w:r>
           </w:p>
         </w:tc>
@@ -578,7 +578,7 @@
                 <w:color w:val="718096"/>
                 <w:sz w:val="19"/>
               </w:rPr>
-              <w:t>Applied Electrochemistry</w:t>
+              <w:t>Electrolyte Behavior</w:t>
             </w:r>
           </w:p>
         </w:tc>
@@ -624,7 +624,7 @@
                 <w:color w:val="2D3748"/>
                 <w:sz w:val="19"/>
               </w:rPr>
-              <w:t>Kohlrausch's Law &amp; Weak Electrolyte Dissociation</w:t>
+              <w:t>Commercial Batteries, Fuel Cells &amp; Corrosion</w:t>
             </w:r>
           </w:p>
         </w:tc>
@@ -644,7 +644,7 @@
               <w:rPr>
                 <w:sz w:val="19"/>
               </w:rPr>
-              <w:t>41 PYQs</w:t>
+              <w:t>17 PYQs</w:t>
             </w:r>
           </w:p>
         </w:tc>
@@ -665,7 +665,7 @@
                 <w:color w:val="718096"/>
                 <w:sz w:val="19"/>
               </w:rPr>
-              <w:t>Electrolyte Behavior</w:t>
+              <w:t>Applied Electrochemistry</w:t>
             </w:r>
           </w:p>
         </w:tc>
@@ -857,6 +857,52 @@
                 <w:color w:val="1A365D"/>
                 <w:sz w:val="19"/>
               </w:rPr>
+              <w:t>Electrolytic Conductance &amp; Cell Constant</w:t>
+            </w:r>
+          </w:p>
+        </w:tc>
+        <w:tc>
+          <w:tcPr>
+            <w:tcW w:type="dxa" w:w="6480"/>
+            <w:shd w:fill="F7FAFC"/>
+            <w:tcMar>
+              <w:top w:w="100" w:type="dxa"/>
+              <w:bottom w:w="100" w:type="dxa"/>
+              <w:left w:w="150" w:type="dxa"/>
+              <w:right w:w="150" w:type="dxa"/>
+            </w:tcMar>
+          </w:tcPr>
+          <w:p>
+            <w:r>
+              <w:rPr>
+                <w:rFonts w:ascii="Cambria Math" w:hAnsi="Cambria Math"/>
+                <w:color w:val="2D3748"/>
+                <w:sz w:val="19"/>
+              </w:rPr>
+              <w:t>\kappa = \frac{1}{R} \left(\frac{l}{A}\right) = G \cdot G^*, \quad \Lambda_m = \frac{1000 \cdot \kappa}{M} \quad (\kappa \text{ in S cm}^{-1})</w:t>
+            </w:r>
+          </w:p>
+        </w:tc>
+      </w:tr>
+      <w:tr>
+        <w:tc>
+          <w:tcPr>
+            <w:tcW w:type="dxa" w:w="3600"/>
+            <w:shd w:fill="FFFFFF"/>
+            <w:tcMar>
+              <w:top w:w="100" w:type="dxa"/>
+              <w:bottom w:w="100" w:type="dxa"/>
+              <w:left w:w="150" w:type="dxa"/>
+              <w:right w:w="150" w:type="dxa"/>
+            </w:tcMar>
+          </w:tcPr>
+          <w:p>
+            <w:r>
+              <w:rPr>
+                <w:b/>
+                <w:color w:val="1A365D"/>
+                <w:sz w:val="19"/>
+              </w:rPr>
               <w:t>Faraday's Laws of Electrolysis</w:t>
             </w:r>
           </w:p>
@@ -864,7 +910,7 @@
         <w:tc>
           <w:tcPr>
             <w:tcW w:type="dxa" w:w="6480"/>
-            <w:shd w:fill="F7FAFC"/>
+            <w:shd w:fill="FFFFFF"/>
             <w:tcMar>
               <w:top w:w="100" w:type="dxa"/>
               <w:bottom w:w="100" w:type="dxa"/>
@@ -888,52 +934,6 @@
         <w:tc>
           <w:tcPr>
             <w:tcW w:type="dxa" w:w="3600"/>
-            <w:shd w:fill="FFFFFF"/>
-            <w:tcMar>
-              <w:top w:w="100" w:type="dxa"/>
-              <w:bottom w:w="100" w:type="dxa"/>
-              <w:left w:w="150" w:type="dxa"/>
-              <w:right w:w="150" w:type="dxa"/>
-            </w:tcMar>
-          </w:tcPr>
-          <w:p>
-            <w:r>
-              <w:rPr>
-                <w:b/>
-                <w:color w:val="1A365D"/>
-                <w:sz w:val="19"/>
-              </w:rPr>
-              <w:t>Electrolytic Conductance &amp; Cell Constant</w:t>
-            </w:r>
-          </w:p>
-        </w:tc>
-        <w:tc>
-          <w:tcPr>
-            <w:tcW w:type="dxa" w:w="6480"/>
-            <w:shd w:fill="FFFFFF"/>
-            <w:tcMar>
-              <w:top w:w="100" w:type="dxa"/>
-              <w:bottom w:w="100" w:type="dxa"/>
-              <w:left w:w="150" w:type="dxa"/>
-              <w:right w:w="150" w:type="dxa"/>
-            </w:tcMar>
-          </w:tcPr>
-          <w:p>
-            <w:r>
-              <w:rPr>
-                <w:rFonts w:ascii="Cambria Math" w:hAnsi="Cambria Math"/>
-                <w:color w:val="2D3748"/>
-                <w:sz w:val="19"/>
-              </w:rPr>
-              <w:t>\kappa = \frac{1}{R} \left(\frac{l}{A}\right) = G \cdot G^*, \quad \Lambda_m = \frac{1000 \cdot \kappa}{M} \quad (\kappa \text{ in S cm}^{-1})</w:t>
-            </w:r>
-          </w:p>
-        </w:tc>
-      </w:tr>
-      <w:tr>
-        <w:tc>
-          <w:tcPr>
-            <w:tcW w:type="dxa" w:w="3600"/>
             <w:shd w:fill="F7FAFC"/>
             <w:tcMar>
               <w:top w:w="100" w:type="dxa"/>
@@ -949,7 +949,7 @@
                 <w:color w:val="1A365D"/>
                 <w:sz w:val="19"/>
               </w:rPr>
-              <w:t>Commercial Batteries, Fuel Cells &amp; Corrosion</w:t>
+              <w:t>Kohlrausch's Law &amp; Weak Electrolyte Dissociation</w:t>
             </w:r>
           </w:p>
         </w:tc>
@@ -971,7 +971,7 @@
                 <w:color w:val="2D3748"/>
                 <w:sz w:val="19"/>
               </w:rPr>
-              <w:t>\text{Lead Storage Discharge: } \text{Pb(s)} + \text{PbO}_2\text{(s)} + 2\text{H}_2\text{SO}_4 \rightarrow 2\text{PbSO}_4\text{(s)} + 2\text{H}_2\text{O}, \quad \eta = \frac{\Delta G}{\Delta H}</w:t>
+              <w:t>\Lambda_m^{\circ} = \nu_+ \lambda_+^{\circ} + \nu_- \lambda_-^{\circ}, \quad \alpha = \frac{\Lambda_m}{\Lambda_m^{\circ}}, \quad K_a = \frac{c \alpha^2}{1 - \alpha}</w:t>
             </w:r>
           </w:p>
         </w:tc>
@@ -995,7 +995,7 @@
                 <w:color w:val="1A365D"/>
                 <w:sz w:val="19"/>
               </w:rPr>
-              <w:t>Kohlrausch's Law &amp; Weak Electrolyte Dissociation</w:t>
+              <w:t>Commercial Batteries, Fuel Cells &amp; Corrosion</w:t>
             </w:r>
           </w:p>
         </w:tc>
@@ -1017,7 +1017,7 @@
                 <w:color w:val="2D3748"/>
                 <w:sz w:val="19"/>
               </w:rPr>
-              <w:t>\Lambda_m^{\circ} = \nu_+ \lambda_+^{\circ} + \nu_- \lambda_-^{\circ}, \quad \alpha = \frac{\Lambda_m}{\Lambda_m^{\circ}}, \quad K_a = \frac{c \alpha^2}{1 - \alpha}</w:t>
+              <w:t>\text{Lead Storage Discharge: } \text{Pb(s)} + \text{PbO}_2\text{(s)} + 2\text{H}_2\text{SO}_4 \rightarrow 2\text{PbSO}_4\text{(s)} + 2\text{H}_2\text{O}, \quad \eta = \frac{\Delta G}{\Delta H}</w:t>
             </w:r>
           </w:p>
         </w:tc>
@@ -1049,7 +1049,7 @@
           <w:color w:val="2B6CB0"/>
           <w:sz w:val="24"/>
         </w:rPr>
-        <w:t>3.1 Nernst Equation &amp; Cell Potential (Very High Yield — 84 PYQs)</w:t>
+        <w:t>3.1 Nernst Equation &amp; Cell Potential (Very High Yield — 72 PYQs)</w:t>
       </w:r>
     </w:p>
     <w:p>
@@ -1257,7 +1257,7 @@
           <w:color w:val="2B6CB0"/>
           <w:sz w:val="24"/>
         </w:rPr>
-        <w:t>3.2 Electrode Potential &amp; Delta G Relation (Very High Yield — 75 PYQs)</w:t>
+        <w:t>3.2 Electrode Potential &amp; Delta G Relation (Very High Yield — 49 PYQs)</w:t>
       </w:r>
     </w:p>
     <w:p>
@@ -1407,13 +1407,13 @@
           <w:b/>
           <w:sz w:val="18"/>
         </w:rPr>
-        <w:t xml:space="preserve">[2026 Morning Shift] Q#1 (MCQ): </w:t>
+        <w:t xml:space="preserve">[2026 Evening Shift] Q#3 (Numerical): </w:t>
       </w:r>
       <w:r>
         <w:rPr>
           <w:sz w:val="18"/>
         </w:rPr>
-        <w:t xml:space="preserve">"An electrochemical cell is constructed using half cells in the direction of spontaneous change: Fe(OH) 2 (s) + 2e − → Fe(s) + 2OH − (aq)    ..."  </w:t>
+        <w:t xml:space="preserve">"MX is a sparingly soluble salt that follows the given solubility equilibrium at 298 K. $MX(s) \rightleftharpoons M^{+}(aq)+X^{-}(aq);K_{sp}=..."  </w:t>
       </w:r>
       <w:r>
         <w:rPr>
@@ -1421,7 +1421,7 @@
           <w:color w:val="2B6CB0"/>
           <w:sz w:val="18"/>
         </w:rPr>
-        <w:t>[Ans: N/A]</w:t>
+        <w:t>[Ans: 200]</w:t>
       </w:r>
     </w:p>
     <w:p>
@@ -1434,13 +1434,13 @@
           <w:b/>
           <w:sz w:val="18"/>
         </w:rPr>
-        <w:t xml:space="preserve">[2026 Evening Shift] Q#1 (Numerical): </w:t>
+        <w:t xml:space="preserve">[2026 Evening Shift] Q#4 (MCQ): </w:t>
       </w:r>
       <w:r>
         <w:rPr>
           <w:sz w:val="18"/>
         </w:rPr>
-        <w:t xml:space="preserve">"Consider the following electrochemical cell : Pt|O_(2)(g)(1bar)|HCl(aq)‖M^2+(aq,1.0M)|M(s) The pH above which, oxygen gas would start to..."  </w:t>
+        <w:t xml:space="preserve">"Consider the following reduction processes : $\begin{aligned} &amp; Al^{3+}+3e^{-} \longrightarrow Al(s),E^{0}=-1.66V \\ &amp; Fe^{3+}+e^{-} \longri..."  </w:t>
       </w:r>
       <w:r>
         <w:rPr>
@@ -1448,7 +1448,7 @@
           <w:color w:val="2B6CB0"/>
           <w:sz w:val="18"/>
         </w:rPr>
-        <w:t>[Ans: 4]</w:t>
+        <w:t>[Ans: D]</w:t>
       </w:r>
     </w:p>
     <w:p>
@@ -1465,215 +1465,7 @@
           <w:color w:val="2B6CB0"/>
           <w:sz w:val="24"/>
         </w:rPr>
-        <w:t>3.3 Faraday's Laws of Electrolysis (Very High Yield — 53 PYQs)</w:t>
-      </w:r>
-    </w:p>
-    <w:p>
-      <w:r>
-        <w:rPr>
-          <w:b/>
-          <w:sz w:val="20"/>
-        </w:rPr>
-        <w:t xml:space="preserve">Core Principle: </w:t>
-      </w:r>
-      <w:r>
-        <w:rPr>
-          <w:sz w:val="20"/>
-        </w:rPr>
-        <w:t>First and second laws of quantitative electrolysis: Mass deposited w = Z I t = (M · I · t / n F). Total charge passed Q = I t = n_e F.</w:t>
-      </w:r>
-    </w:p>
-    <w:tbl>
-      <w:tblPr>
-        <w:tblW w:type="auto" w:w="0"/>
-        <w:jc w:val="center"/>
-        <w:tblLook w:firstColumn="1" w:firstRow="1" w:lastColumn="0" w:lastRow="0" w:noHBand="0" w:noVBand="1" w:val="04A0"/>
-      </w:tblPr>
-      <w:tblGrid>
-        <w:gridCol w:w="10080"/>
-      </w:tblGrid>
-      <w:tr>
-        <w:tc>
-          <w:tcPr>
-            <w:tcW w:type="dxa" w:w="10080"/>
-            <w:shd w:fill="FFF5F5"/>
-            <w:tcMar>
-              <w:top w:w="100" w:type="dxa"/>
-              <w:bottom w:w="100" w:type="dxa"/>
-              <w:left w:w="150" w:type="dxa"/>
-              <w:right w:w="150" w:type="dxa"/>
-            </w:tcMar>
-          </w:tcPr>
-          <w:p>
-            <w:r>
-              <w:rPr>
-                <w:b/>
-                <w:color w:val="C53030"/>
-                <w:sz w:val="19"/>
-              </w:rPr>
-              <w:t xml:space="preserve">⚠️ Common Trap / JEE Pitfall: </w:t>
-            </w:r>
-            <w:r>
-              <w:rPr>
-                <w:color w:val="2D3748"/>
-                <w:sz w:val="19"/>
-              </w:rPr>
-              <w:t>1. Using an incorrect n-factor (electrons transferred per molecule). E.g. for O_2 from H_2O, n = 4; for H_2, n = 2. 2. Time t must strictly be substituted in seconds (s).</w:t>
-            </w:r>
-          </w:p>
-        </w:tc>
-      </w:tr>
-    </w:tbl>
-    <w:tbl>
-      <w:tblPr>
-        <w:tblW w:type="auto" w:w="0"/>
-        <w:jc w:val="center"/>
-        <w:tblLook w:firstColumn="1" w:firstRow="1" w:lastColumn="0" w:lastRow="0" w:noHBand="0" w:noVBand="1" w:val="04A0"/>
-      </w:tblPr>
-      <w:tblGrid>
-        <w:gridCol w:w="10080"/>
-      </w:tblGrid>
-      <w:tr>
-        <w:tc>
-          <w:tcPr>
-            <w:tcW w:type="dxa" w:w="10080"/>
-            <w:shd w:fill="F0FFF4"/>
-            <w:tcMar>
-              <w:top w:w="100" w:type="dxa"/>
-              <w:bottom w:w="100" w:type="dxa"/>
-              <w:left w:w="150" w:type="dxa"/>
-              <w:right w:w="150" w:type="dxa"/>
-            </w:tcMar>
-          </w:tcPr>
-          <w:p>
-            <w:r>
-              <w:rPr>
-                <w:b/>
-                <w:color w:val="276749"/>
-                <w:sz w:val="19"/>
-              </w:rPr>
-              <w:t xml:space="preserve">💡 Speed Hack / Trick: </w:t>
-            </w:r>
-            <w:r>
-              <w:rPr>
-                <w:color w:val="2D3748"/>
-                <w:sz w:val="19"/>
-              </w:rPr>
-              <w:t>Gas volume at STP: Moles × 22.4 L. For electroplating, Volume = Area × Thickness and Mass = Density × Volume.</w:t>
-            </w:r>
-          </w:p>
-        </w:tc>
-      </w:tr>
-    </w:tbl>
-    <w:p>
-      <w:pPr>
-        <w:spacing w:before="120" w:after="40"/>
-      </w:pPr>
-      <w:r>
-        <w:rPr>
-          <w:b/>
-          <w:color w:val="1A365D"/>
-          <w:sz w:val="19"/>
-        </w:rPr>
-        <w:t>Source PYQs testing this concept:</w:t>
-      </w:r>
-    </w:p>
-    <w:p>
-      <w:pPr>
-        <w:pStyle w:val="ListBullet"/>
-        <w:spacing w:after="40"/>
-      </w:pPr>
-      <w:r>
-        <w:rPr>
-          <w:b/>
-          <w:sz w:val="18"/>
-        </w:rPr>
-        <w:t xml:space="preserve">[2026 Evening Shift] Q#3 (Numerical): </w:t>
-      </w:r>
-      <w:r>
-        <w:rPr>
-          <w:sz w:val="18"/>
-        </w:rPr>
-        <w:t xml:space="preserve">"Consider the following two half-cell reactions along with the standard reduction potential given : $CO_{2}+6H^{+}+6e^{-} \longrightarrow CH_..."  </w:t>
-      </w:r>
-      <w:r>
-        <w:rPr>
-          <w:b/>
-          <w:color w:val="2B6CB0"/>
-          <w:sz w:val="18"/>
-        </w:rPr>
-        <w:t>[Ans: 560]</w:t>
-      </w:r>
-    </w:p>
-    <w:p>
-      <w:pPr>
-        <w:pStyle w:val="ListBullet"/>
-        <w:spacing w:after="40"/>
-      </w:pPr>
-      <w:r>
-        <w:rPr>
-          <w:b/>
-          <w:sz w:val="18"/>
-        </w:rPr>
-        <w:t xml:space="preserve">[2026 Morning Shift] Q#4 (Numerical): </w:t>
-      </w:r>
-      <w:r>
-        <w:rPr>
-          <w:sz w:val="18"/>
-        </w:rPr>
-        <w:t xml:space="preserve">"Electricity is passed through an acidic solution of Cu^2+ till all the Cu^2+ was exhausted, leading to the deposition of 300 mg of C..."  </w:t>
-      </w:r>
-      <w:r>
-        <w:rPr>
-          <w:b/>
-          <w:color w:val="2B6CB0"/>
-          <w:sz w:val="18"/>
-        </w:rPr>
-        <w:t>[Ans: 111]</w:t>
-      </w:r>
-    </w:p>
-    <w:p>
-      <w:pPr>
-        <w:pStyle w:val="ListBullet"/>
-        <w:spacing w:after="40"/>
-      </w:pPr>
-      <w:r>
-        <w:rPr>
-          <w:b/>
-          <w:sz w:val="18"/>
-        </w:rPr>
-        <w:t xml:space="preserve">[2025 Morning Shift] Q#1 (MCQ): </w:t>
-      </w:r>
-      <w:r>
-        <w:rPr>
-          <w:sz w:val="18"/>
-        </w:rPr>
-        <w:t xml:space="preserve">"A solution of aluminium chloride is electrolysed for 30 minutes using a current of 2 A . The amount of the aluminium deposited at the cathod..."  </w:t>
-      </w:r>
-      <w:r>
-        <w:rPr>
-          <w:b/>
-          <w:color w:val="2B6CB0"/>
-          <w:sz w:val="18"/>
-        </w:rPr>
-        <w:t>[Ans: N/A]</w:t>
-      </w:r>
-    </w:p>
-    <w:p>
-      <w:pPr>
-        <w:spacing w:after="120"/>
-      </w:pPr>
-    </w:p>
-    <w:p>
-      <w:pPr>
-        <w:pStyle w:val="Heading2"/>
-      </w:pPr>
-      <w:r>
-        <w:rPr>
-          <w:color w:val="2B6CB0"/>
-          <w:sz w:val="24"/>
-        </w:rPr>
-        <w:t>3.4 Electrolytic Conductance &amp; Cell Constant (Very High Yield — 49 PYQs)</w:t>
+        <w:t>3.3 Electrolytic Conductance &amp; Cell Constant (Very High Yield — 42 PYQs)</w:t>
       </w:r>
     </w:p>
     <w:p>
@@ -1850,13 +1642,13 @@
           <w:b/>
           <w:sz w:val="18"/>
         </w:rPr>
-        <w:t xml:space="preserve">[2026 Morning Shift] Q#3 (MCQ): </w:t>
+        <w:t xml:space="preserve">[2026 Morning Shift] Q#4 (Numerical): </w:t>
       </w:r>
       <w:r>
         <w:rPr>
           <w:sz w:val="18"/>
         </w:rPr>
-        <w:t xml:space="preserve">"Consider the following data. $\begin{aligned} \text{Electrolyte} &amp; \wedge_{m}^{\circ}(Scm^{𝟐}mol^{𝟏}) \\ BaCl_{2} &amp; x_{1} \\ H_{2}S..."  </w:t>
+        <w:t xml:space="preserve">"The pH and conductance of a weak acid (HX) was found to be 5 and 4 × 10^-5S , respectively. The conductance was measured under st..."  </w:t>
       </w:r>
       <w:r>
         <w:rPr>
@@ -1864,7 +1656,7 @@
           <w:color w:val="2B6CB0"/>
           <w:sz w:val="18"/>
         </w:rPr>
-        <w:t>[Ans: A]</w:t>
+        <w:t>[Ans: 6]</w:t>
       </w:r>
     </w:p>
     <w:p>
@@ -1881,7 +1673,7 @@
           <w:color w:val="2B6CB0"/>
           <w:sz w:val="24"/>
         </w:rPr>
-        <w:t>3.5 Commercial Batteries, Fuel Cells &amp; Corrosion (Very High Yield — 48 PYQs)</w:t>
+        <w:t>3.4 Faraday's Laws of Electrolysis (Very High Yield — 37 PYQs)</w:t>
       </w:r>
     </w:p>
     <w:p>
@@ -1896,7 +1688,7 @@
         <w:rPr>
           <w:sz w:val="20"/>
         </w:rPr>
-        <w:t>Primary cells (dry cell, mercury cell), secondary lead-acid batteries (charge/discharge cycles), H_2-O_2 fuel cells (thermodynamic efficiency η = (Δ G / Δ H)), and electrochemical corrosion prevention.</w:t>
+        <w:t>First and second laws of quantitative electrolysis: Mass deposited w = Z I t = (M · I · t / n F). Total charge passed Q = I t = n_e F.</w:t>
       </w:r>
     </w:p>
     <w:tbl>
@@ -1934,7 +1726,7 @@
                 <w:color w:val="2D3748"/>
                 <w:sz w:val="19"/>
               </w:rPr>
-              <w:t>In a lead storage battery, the density of H_2SO_4 decreases during discharge because sulfuric acid is consumed and water is produced.</w:t>
+              <w:t>1. Using an incorrect n-factor (electrons transferred per molecule). E.g. for O_2 from H_2O, n = 4; for H_2, n = 2. 2. Time t must strictly be substituted in seconds (s).</w:t>
             </w:r>
           </w:p>
         </w:tc>
@@ -1975,7 +1767,7 @@
                 <w:color w:val="2D3748"/>
                 <w:sz w:val="19"/>
               </w:rPr>
-              <w:t>In galvanic cells: Anode is negative, Cathode is positive (An Ox, Red Cat). In electrolytic cells: Anode is positive, Cathode is negative.</w:t>
+              <w:t>Gas volume at STP: Moles × 22.4 L. For electroplating, Volume = Area × Thickness and Mass = Density × Volume.</w:t>
             </w:r>
           </w:p>
         </w:tc>
@@ -2004,13 +1796,40 @@
           <w:b/>
           <w:sz w:val="18"/>
         </w:rPr>
-        <w:t xml:space="preserve">[2026 Morning Shift] Q#1 (MCQ): </w:t>
+        <w:t xml:space="preserve">[2026 Morning Shift] Q#4 (Numerical): </w:t>
       </w:r>
       <w:r>
         <w:rPr>
           <w:sz w:val="18"/>
         </w:rPr>
-        <w:t xml:space="preserve">"An electrochemical cell is constructed using half cells in the direction of spontaneous change: Fe(OH) 2 (s) + 2e − → Fe(s) + 2OH − (aq)    ..."  </w:t>
+        <w:t xml:space="preserve">"Electricity is passed through an acidic solution of Cu^2+ till all the Cu^2+ was exhausted, leading to the deposition of 300 mg of C..."  </w:t>
+      </w:r>
+      <w:r>
+        <w:rPr>
+          <w:b/>
+          <w:color w:val="2B6CB0"/>
+          <w:sz w:val="18"/>
+        </w:rPr>
+        <w:t>[Ans: 111]</w:t>
+      </w:r>
+    </w:p>
+    <w:p>
+      <w:pPr>
+        <w:pStyle w:val="ListBullet"/>
+        <w:spacing w:after="40"/>
+      </w:pPr>
+      <w:r>
+        <w:rPr>
+          <w:b/>
+          <w:sz w:val="18"/>
+        </w:rPr>
+        <w:t xml:space="preserve">[2025 Morning Shift] Q#1 (MCQ): </w:t>
+      </w:r>
+      <w:r>
+        <w:rPr>
+          <w:sz w:val="18"/>
+        </w:rPr>
+        <w:t xml:space="preserve">"A solution of aluminium chloride is electrolysed for 30 minutes using a current of 2 A . The amount of the aluminium deposited at the cathod..."  </w:t>
       </w:r>
       <w:r>
         <w:rPr>
@@ -2031,13 +1850,13 @@
           <w:b/>
           <w:sz w:val="18"/>
         </w:rPr>
-        <w:t xml:space="preserve">[2026 Evening Shift] Q#1 (Numerical): </w:t>
+        <w:t xml:space="preserve">[2025 Evening Shift] Q#1 (Numerical): </w:t>
       </w:r>
       <w:r>
         <w:rPr>
           <w:sz w:val="18"/>
         </w:rPr>
-        <w:t xml:space="preserve">"Consider the following electrochemical cell : Pt|O_(2)(g)(1bar)|HCl(aq)‖M^2+(aq,1.0M)|M(s) The pH above which, oxygen gas would start to..."  </w:t>
+        <w:t xml:space="preserve">"Electrolysis of 600 mL aqueous solution of NaCl for 5 min changes the pH of the solution to 12 . The current in Amperes used for the given e..."  </w:t>
       </w:r>
       <w:r>
         <w:rPr>
@@ -2045,34 +1864,7 @@
           <w:color w:val="2B6CB0"/>
           <w:sz w:val="18"/>
         </w:rPr>
-        <w:t>[Ans: 4]</w:t>
-      </w:r>
-    </w:p>
-    <w:p>
-      <w:pPr>
-        <w:pStyle w:val="ListBullet"/>
-        <w:spacing w:after="40"/>
-      </w:pPr>
-      <w:r>
-        <w:rPr>
-          <w:b/>
-          <w:sz w:val="18"/>
-        </w:rPr>
-        <w:t xml:space="preserve">[2026 Evening Shift] Q#2 (MCQ): </w:t>
-      </w:r>
-      <w:r>
-        <w:rPr>
-          <w:sz w:val="18"/>
-        </w:rPr>
-        <w:t xml:space="preserve">"For a general redox reaction Anode Red_(1) → Ox_(1)^n_(1)^++n_(1)e^- Cathode $Ox_{2}+n_{2}e^{-} \rightarrow Red_{2}^{n_{2}..."  </w:t>
-      </w:r>
-      <w:r>
-        <w:rPr>
-          <w:b/>
-          <w:color w:val="2B6CB0"/>
-          <w:sz w:val="18"/>
-        </w:rPr>
-        <w:t>[Ans: N/A]</w:t>
+        <w:t>[Ans: 2]</w:t>
       </w:r>
     </w:p>
     <w:p>
@@ -2089,7 +1881,7 @@
           <w:color w:val="2B6CB0"/>
           <w:sz w:val="24"/>
         </w:rPr>
-        <w:t>3.6 Kohlrausch's Law &amp; Weak Electrolyte Dissociation (Very High Yield — 41 PYQs)</w:t>
+        <w:t>3.5 Kohlrausch's Law &amp; Weak Electrolyte Dissociation (Very High Yield — 21 PYQs)</w:t>
       </w:r>
     </w:p>
     <w:p>
@@ -2239,13 +2031,194 @@
           <w:b/>
           <w:sz w:val="18"/>
         </w:rPr>
-        <w:t xml:space="preserve">[2026 Morning Shift] Q#3 (MCQ): </w:t>
+        <w:t xml:space="preserve">[2026 Evening Shift] Q#3 (Numerical): </w:t>
       </w:r>
       <w:r>
         <w:rPr>
           <w:sz w:val="18"/>
         </w:rPr>
-        <w:t xml:space="preserve">"In the given electrochemical cell, Ag(s)|AgCl(s)|FeCl_(2)(aq),FeCl_(3)(aq)|Pt(s) at 298 K , the cell potential ( E_(cell) ) will ..."  </w:t>
+        <w:t xml:space="preserve">"Molar conductivity of a weak acid HQ of concentration 0.18 M was found to be 1/30 of the molar conductivity of another weak acid HZ with c..."  </w:t>
+      </w:r>
+      <w:r>
+        <w:rPr>
+          <w:b/>
+          <w:color w:val="2B6CB0"/>
+          <w:sz w:val="18"/>
+        </w:rPr>
+        <w:t>[Ans: 2]</w:t>
+      </w:r>
+    </w:p>
+    <w:p>
+      <w:pPr>
+        <w:pStyle w:val="ListBullet"/>
+        <w:spacing w:after="40"/>
+      </w:pPr>
+      <w:r>
+        <w:rPr>
+          <w:b/>
+          <w:sz w:val="18"/>
+        </w:rPr>
+        <w:t xml:space="preserve">[2026 Morning Shift] Q#4 (Numerical): </w:t>
+      </w:r>
+      <w:r>
+        <w:rPr>
+          <w:sz w:val="18"/>
+        </w:rPr>
+        <w:t xml:space="preserve">"The pH and conductance of a weak acid (HX) was found to be 5 and 4 × 10^-5S , respectively. The conductance was measured under st..."  </w:t>
+      </w:r>
+      <w:r>
+        <w:rPr>
+          <w:b/>
+          <w:color w:val="2B6CB0"/>
+          <w:sz w:val="18"/>
+        </w:rPr>
+        <w:t>[Ans: 6]</w:t>
+      </w:r>
+    </w:p>
+    <w:p>
+      <w:pPr>
+        <w:spacing w:after="120"/>
+      </w:pPr>
+    </w:p>
+    <w:p>
+      <w:pPr>
+        <w:pStyle w:val="Heading2"/>
+      </w:pPr>
+      <w:r>
+        <w:rPr>
+          <w:color w:val="2B6CB0"/>
+          <w:sz w:val="24"/>
+        </w:rPr>
+        <w:t>3.6 Commercial Batteries, Fuel Cells &amp; Corrosion (Very High Yield — 17 PYQs)</w:t>
+      </w:r>
+    </w:p>
+    <w:p>
+      <w:r>
+        <w:rPr>
+          <w:b/>
+          <w:sz w:val="20"/>
+        </w:rPr>
+        <w:t xml:space="preserve">Core Principle: </w:t>
+      </w:r>
+      <w:r>
+        <w:rPr>
+          <w:sz w:val="20"/>
+        </w:rPr>
+        <w:t>Primary cells (dry cell, mercury cell), secondary lead-acid batteries (charge/discharge cycles), H_2-O_2 fuel cells (thermodynamic efficiency η = (Δ G / Δ H)), and electrochemical corrosion prevention.</w:t>
+      </w:r>
+    </w:p>
+    <w:tbl>
+      <w:tblPr>
+        <w:tblW w:type="auto" w:w="0"/>
+        <w:jc w:val="center"/>
+        <w:tblLook w:firstColumn="1" w:firstRow="1" w:lastColumn="0" w:lastRow="0" w:noHBand="0" w:noVBand="1" w:val="04A0"/>
+      </w:tblPr>
+      <w:tblGrid>
+        <w:gridCol w:w="10080"/>
+      </w:tblGrid>
+      <w:tr>
+        <w:tc>
+          <w:tcPr>
+            <w:tcW w:type="dxa" w:w="10080"/>
+            <w:shd w:fill="FFF5F5"/>
+            <w:tcMar>
+              <w:top w:w="100" w:type="dxa"/>
+              <w:bottom w:w="100" w:type="dxa"/>
+              <w:left w:w="150" w:type="dxa"/>
+              <w:right w:w="150" w:type="dxa"/>
+            </w:tcMar>
+          </w:tcPr>
+          <w:p>
+            <w:r>
+              <w:rPr>
+                <w:b/>
+                <w:color w:val="C53030"/>
+                <w:sz w:val="19"/>
+              </w:rPr>
+              <w:t xml:space="preserve">⚠️ Common Trap / JEE Pitfall: </w:t>
+            </w:r>
+            <w:r>
+              <w:rPr>
+                <w:color w:val="2D3748"/>
+                <w:sz w:val="19"/>
+              </w:rPr>
+              <w:t>In a lead storage battery, the density of H_2SO_4 decreases during discharge because sulfuric acid is consumed and water is produced.</w:t>
+            </w:r>
+          </w:p>
+        </w:tc>
+      </w:tr>
+    </w:tbl>
+    <w:tbl>
+      <w:tblPr>
+        <w:tblW w:type="auto" w:w="0"/>
+        <w:jc w:val="center"/>
+        <w:tblLook w:firstColumn="1" w:firstRow="1" w:lastColumn="0" w:lastRow="0" w:noHBand="0" w:noVBand="1" w:val="04A0"/>
+      </w:tblPr>
+      <w:tblGrid>
+        <w:gridCol w:w="10080"/>
+      </w:tblGrid>
+      <w:tr>
+        <w:tc>
+          <w:tcPr>
+            <w:tcW w:type="dxa" w:w="10080"/>
+            <w:shd w:fill="F0FFF4"/>
+            <w:tcMar>
+              <w:top w:w="100" w:type="dxa"/>
+              <w:bottom w:w="100" w:type="dxa"/>
+              <w:left w:w="150" w:type="dxa"/>
+              <w:right w:w="150" w:type="dxa"/>
+            </w:tcMar>
+          </w:tcPr>
+          <w:p>
+            <w:r>
+              <w:rPr>
+                <w:b/>
+                <w:color w:val="276749"/>
+                <w:sz w:val="19"/>
+              </w:rPr>
+              <w:t xml:space="preserve">💡 Speed Hack / Trick: </w:t>
+            </w:r>
+            <w:r>
+              <w:rPr>
+                <w:color w:val="2D3748"/>
+                <w:sz w:val="19"/>
+              </w:rPr>
+              <w:t>In galvanic cells: Anode is negative, Cathode is positive (An Ox, Red Cat). In electrolytic cells: Anode is positive, Cathode is negative.</w:t>
+            </w:r>
+          </w:p>
+        </w:tc>
+      </w:tr>
+    </w:tbl>
+    <w:p>
+      <w:pPr>
+        <w:spacing w:before="120" w:after="40"/>
+      </w:pPr>
+      <w:r>
+        <w:rPr>
+          <w:b/>
+          <w:color w:val="1A365D"/>
+          <w:sz w:val="19"/>
+        </w:rPr>
+        <w:t>Source PYQs testing this concept:</w:t>
+      </w:r>
+    </w:p>
+    <w:p>
+      <w:pPr>
+        <w:pStyle w:val="ListBullet"/>
+        <w:spacing w:after="40"/>
+      </w:pPr>
+      <w:r>
+        <w:rPr>
+          <w:b/>
+          <w:sz w:val="18"/>
+        </w:rPr>
+        <w:t xml:space="preserve">[2025 Evening Shift] Q#2 (MCQ): </w:t>
+      </w:r>
+      <w:r>
+        <w:rPr>
+          <w:sz w:val="18"/>
+        </w:rPr>
+        <w:t xml:space="preserve">"Match List - I with List - II : List - I (Applications) List - II (Batteries/Cell) (A) Transistors (I) Anode - Zn/Hg; Cathode - HgO + C (B) ..."  </w:t>
       </w:r>
       <w:r>
         <w:rPr>
@@ -2266,13 +2239,13 @@
           <w:b/>
           <w:sz w:val="18"/>
         </w:rPr>
-        <w:t xml:space="preserve">[2026 Evening Shift] Q#3 (Numerical): </w:t>
+        <w:t xml:space="preserve">[2025 Morning Shift] Q#3 (MCQ): </w:t>
       </w:r>
       <w:r>
         <w:rPr>
           <w:sz w:val="18"/>
         </w:rPr>
-        <w:t xml:space="preserve">"Molar conductivity of a weak acid HQ of concentration 0.18 M was found to be 1/30 of the molar conductivity of another weak acid HZ with c..."  </w:t>
+        <w:t xml:space="preserve">"On charging the lead storage battery, the oxidation state of lead changes from x_(1) to y_(1) at the anode and from x_(2) to y_(2) a..."  </w:t>
       </w:r>
       <w:r>
         <w:rPr>
@@ -2280,7 +2253,34 @@
           <w:color w:val="2B6CB0"/>
           <w:sz w:val="18"/>
         </w:rPr>
-        <w:t>[Ans: 2]</w:t>
+        <w:t>[Ans: N/A]</w:t>
+      </w:r>
+    </w:p>
+    <w:p>
+      <w:pPr>
+        <w:pStyle w:val="ListBullet"/>
+        <w:spacing w:after="40"/>
+      </w:pPr>
+      <w:r>
+        <w:rPr>
+          <w:b/>
+          <w:sz w:val="18"/>
+        </w:rPr>
+        <w:t xml:space="preserve">[2025 Evening Shift] Q#3 (MCQ): </w:t>
+      </w:r>
+      <w:r>
+        <w:rPr>
+          <w:sz w:val="18"/>
+        </w:rPr>
+        <w:t xml:space="preserve">"Given below are two statements : Statement (I) : Corrosion is an electrochemical phenomenon in which pure metal acts as an anode and impure ..."  </w:t>
+      </w:r>
+      <w:r>
+        <w:rPr>
+          <w:b/>
+          <w:color w:val="2B6CB0"/>
+          <w:sz w:val="18"/>
+        </w:rPr>
+        <w:t>[Ans: N/A]</w:t>
       </w:r>
     </w:p>
     <w:p>
@@ -2579,7 +2579,130 @@
           <w:color w:val="1A365D"/>
           <w:sz w:val="22"/>
         </w:rPr>
-        <w:t>Benchmark Problem 4: JEE Main 2026 (Online) 24th January Morning Shift (Q#4)</w:t>
+        <w:t>Benchmark Problem 4: JEE Main 2026 (Online) 6th April Morning Shift (Q#3)</w:t>
+      </w:r>
+    </w:p>
+    <w:p>
+      <w:pPr>
+        <w:spacing w:after="80"/>
+      </w:pPr>
+      <w:r>
+        <w:rPr>
+          <w:sz w:val="20"/>
+        </w:rPr>
+        <w:t>Consider the following data. Electrolyte \wedge_(m)°(Scm^𝟐mol^𝟏) BaCl_(2) x_(1) H_(2)SO_(4) x_(2) HCl x_(3) BaSO_(4) is sparingly soluble in water. If the conductivity of the saturated BaSO_(4) solution is xScm^-1 then the solubility product of BaSO_(4) can be given as (Here \wedge_(m)=\wedge_(m)° )</w:t>
+      </w:r>
+    </w:p>
+    <w:p>
+      <w:pPr>
+        <w:pStyle w:val="ListBullet"/>
+        <w:spacing w:after="20"/>
+      </w:pPr>
+      <w:r>
+        <w:rPr>
+          <w:b/>
+          <w:color w:val="276749"/>
+          <w:sz w:val="19"/>
+        </w:rPr>
+        <w:t>(A) \frac10^6x^2α^2(x_(1)+x_(2)-2x_(3))^2</w:t>
+      </w:r>
+    </w:p>
+    <w:p>
+      <w:pPr>
+        <w:pStyle w:val="ListBullet"/>
+        <w:spacing w:after="20"/>
+      </w:pPr>
+      <w:r>
+        <w:rPr>
+          <w:sz w:val="19"/>
+        </w:rPr>
+        <w:t>(B) \fracx^2(x_(1)+x_(2)-2x_(3))^2</w:t>
+      </w:r>
+    </w:p>
+    <w:p>
+      <w:pPr>
+        <w:pStyle w:val="ListBullet"/>
+        <w:spacing w:after="20"/>
+      </w:pPr>
+      <w:r>
+        <w:rPr>
+          <w:sz w:val="19"/>
+        </w:rPr>
+        <w:t>(C) \fracα^2(x_(1)+x_(2)-2x_(3))^210^6x^2</w:t>
+      </w:r>
+    </w:p>
+    <w:p>
+      <w:pPr>
+        <w:pStyle w:val="ListBullet"/>
+        <w:spacing w:after="20"/>
+      </w:pPr>
+      <w:r>
+        <w:rPr>
+          <w:sz w:val="19"/>
+        </w:rPr>
+        <w:t>(D) \fracx^2(x_(1)+x_(2)+2x_(3))^2</w:t>
+      </w:r>
+    </w:p>
+    <w:tbl>
+      <w:tblPr>
+        <w:tblW w:type="auto" w:w="0"/>
+        <w:jc w:val="center"/>
+        <w:tblLook w:firstColumn="1" w:firstRow="1" w:lastColumn="0" w:lastRow="0" w:noHBand="0" w:noVBand="1" w:val="04A0"/>
+      </w:tblPr>
+      <w:tblGrid>
+        <w:gridCol w:w="10080"/>
+      </w:tblGrid>
+      <w:tr>
+        <w:tc>
+          <w:tcPr>
+            <w:tcW w:type="dxa" w:w="10080"/>
+            <w:shd w:fill="F7FAFC"/>
+            <w:tcMar>
+              <w:top w:w="100" w:type="dxa"/>
+              <w:bottom w:w="100" w:type="dxa"/>
+              <w:left w:w="150" w:type="dxa"/>
+              <w:right w:w="150" w:type="dxa"/>
+            </w:tcMar>
+          </w:tcPr>
+          <w:p>
+            <w:r>
+              <w:rPr>
+                <w:b/>
+                <w:color w:val="1A365D"/>
+                <w:sz w:val="19"/>
+              </w:rPr>
+              <w:t>Correct Answer: A</w:t>
+              <w:br/>
+            </w:r>
+            <w:r>
+              <w:rPr>
+                <w:color w:val="2D3748"/>
+                <w:sz w:val="18"/>
+              </w:rPr>
+              <w:t>Solution Analysis:</w:t>
+              <w:br/>
+              <w:t>BaSO_(4)(s) ⇌ Ba^2+(aq)+SO_(4)^2-(aq) If the solubility of BaSO_(4) is smol L^-1 , then in solution: [Ba^2+]=s,[SO_(4)^2-]=s Thus, the solubility product is K_(sp)=[Ba^2+][SO_(4)^2-]=s^2 Relation between molar conductivity and observed conductivity By definition, κ=\fracΛ_(m)c1000 where κ = conductivity in S cm^-1 , Λ_(m) = molar conductivity in S cm^2mol^-1 , c = molar concentration in mol L^-1 . For the saturated solution of BaSO_(4) , κ=x and c=s Therefore, Λ_(m)^(BaSO_(4))=(1000x / s) Determining Λ_(m)° for BaSO_(4) We can find Λ_(m)° for BaSO_(4) using Kohlrausch’s law of independent migration of ions . According to the law, Λ_(m)°(Electrolyte)=sum of molar ionic conductivities of its ions. Now, from the data: Λ_(m)°(BaCl_(2)) =λ_(Ba^2+)°+2λ_(Cl^-)°=x_(1) Λ_(m)°(H_(2)SO_(4)) =2λ_(H^+)°+λ_(SO_4)^2-°=x_(2) Λ_(m)°(HCl) =λ_(H^+)°+λ_(Cl^-)°=x_(3) To get Λ_(m)°(BaSO_(4))=λ_(Ba^2+)°+λ_(SO_4)^2-° , we combine the above equations: (x_(1)+x_(2)-2x_(3))=(λ_(Ba^2+)°+2λ_(Cl^-)°)+(2λ_(H^+)°+λ_(SO_4)^2-°)-2(λ_(H^+)°+λ_(Cl^-)°) Simplifying, x_(1)+x_(2)-2x_(3)=λ_(Ba^2+)°+λ_(SO_4)^2-°=Λ_(m)°(BaSO_(4)) Thus, Λ_(m)°(BaSO_(4))=x_(1)+x_(2)-2x_(3) Equating conductivities Since it is given that (Λ_(m)=Λ_(m)°) for the saturated solution: Λ_(m)°=(1000x / s) s=\frac1000xΛ_(m)°=\frac1000xx_(1)+x_(2)-2x_(3) Expression for solubility product K_(sp)=s^2=(\frac1000xx_(1)+x_(2)-2x_(3))^2=\frac10^6x^2(x_(1)+x_(2)-2x_(3))^2 Final Answer K_(sp)=\frac10^6x^2(x_(1)+x_(2)-2x_(3))^2 Hence, Option A is correct.</w:t>
+            </w:r>
+          </w:p>
+        </w:tc>
+      </w:tr>
+    </w:tbl>
+    <w:p>
+      <w:pPr>
+        <w:spacing w:after="120"/>
+      </w:pPr>
+    </w:p>
+    <w:p>
+      <w:pPr>
+        <w:spacing w:before="160" w:after="40"/>
+      </w:pPr>
+      <w:r>
+        <w:rPr>
+          <w:b/>
+          <w:color w:val="1A365D"/>
+          <w:sz w:val="22"/>
+        </w:rPr>
+        <w:t>Benchmark Problem 5: JEE Main 2026 (Online) 24th January Morning Shift (Q#4)</w:t>
       </w:r>
     </w:p>
     <w:p>
